--- a/flow/20230914_vu_template/drafts/2024-12-g/29-НД-Гл.7-по_Різдві_младенців Вифлеємських.docx
+++ b/flow/20230914_vu_template/drafts/2024-12-g/29-НД-Гл.7-по_Різдві_младенців Вифлеємських.docx
@@ -3249,12 +3249,225 @@
     </w:p>
     <w:p>
       <w:pPr>
+        <w:spacing w:after="120"/>
+        <w:jc w:val="both"/>
+      </w:pPr>
+      <w:r>
+        <w:rPr>
+          <w:rFonts w:ascii="Times New Roman" w:hAnsi="Times New Roman"/>
+          <w:i/>
+          <w:color w:val="FF0000"/>
+          <w:sz w:val="24"/>
+        </w:rPr>
+        <w:t>Стих:</w:t>
+      </w:r>
+      <w:r>
+        <w:rPr>
+          <w:rFonts w:ascii="Times New Roman" w:hAnsi="Times New Roman"/>
+          <w:i/>
+          <w:sz w:val="24"/>
+        </w:rPr>
+        <w:t xml:space="preserve"> </w:t>
+      </w:r>
+      <w:r>
+        <w:rPr>
+          <w:rFonts w:ascii="Times New Roman" w:hAnsi="Times New Roman"/>
+          <w:sz w:val="24"/>
+          <w:u w:val="single"/>
+        </w:rPr>
+        <w:t>Неха́й</w:t>
+      </w:r>
+      <w:r>
+        <w:rPr>
+          <w:rFonts w:ascii="Times New Roman" w:hAnsi="Times New Roman"/>
+          <w:sz w:val="24"/>
+          <w:u w:val="single"/>
+        </w:rPr>
+        <w:t xml:space="preserve"> </w:t>
+      </w:r>
+      <w:r>
+        <w:rPr>
+          <w:rFonts w:ascii="Times New Roman" w:hAnsi="Times New Roman"/>
+          <w:sz w:val="24"/>
+          <w:u w:val="single"/>
+        </w:rPr>
+        <w:t>бу́дуть</w:t>
+      </w:r>
+      <w:r>
+        <w:rPr>
+          <w:rFonts w:ascii="Times New Roman" w:hAnsi="Times New Roman"/>
+          <w:sz w:val="24"/>
+          <w:u w:val="single"/>
+        </w:rPr>
+        <w:t xml:space="preserve"> </w:t>
+      </w:r>
+      <w:r>
+        <w:rPr>
+          <w:rFonts w:ascii="Times New Roman" w:hAnsi="Times New Roman"/>
+          <w:sz w:val="24"/>
+          <w:u w:val="single"/>
+        </w:rPr>
+        <w:t>Твої́</w:t>
+      </w:r>
+      <w:r>
+        <w:rPr>
+          <w:rFonts w:ascii="Times New Roman" w:hAnsi="Times New Roman"/>
+          <w:sz w:val="24"/>
+          <w:u w:val="single"/>
+        </w:rPr>
+        <w:t xml:space="preserve"> </w:t>
+      </w:r>
+      <w:r>
+        <w:rPr>
+          <w:rFonts w:ascii="Times New Roman" w:hAnsi="Times New Roman"/>
+          <w:sz w:val="24"/>
+          <w:u w:val="single"/>
+        </w:rPr>
+        <w:t>ву́ха</w:t>
+      </w:r>
+      <w:r>
+        <w:rPr>
+          <w:rFonts w:ascii="Times New Roman" w:hAnsi="Times New Roman"/>
+          <w:sz w:val="24"/>
+          <w:u w:val="single"/>
+        </w:rPr>
+        <w:t xml:space="preserve"> </w:t>
+      </w:r>
+      <w:r>
+        <w:rPr>
+          <w:rFonts w:ascii="Times New Roman" w:hAnsi="Times New Roman"/>
+          <w:sz w:val="24"/>
+          <w:u w:val="single"/>
+        </w:rPr>
+        <w:t>ува́жні,*</w:t>
+      </w:r>
+      <w:r>
+        <w:rPr>
+          <w:rFonts w:ascii="Times New Roman" w:hAnsi="Times New Roman"/>
+          <w:sz w:val="24"/>
+          <w:u w:val="single"/>
+        </w:rPr>
+        <w:t xml:space="preserve"> </w:t>
+      </w:r>
+      <w:r>
+        <w:rPr>
+          <w:rFonts w:ascii="Times New Roman" w:hAnsi="Times New Roman"/>
+          <w:sz w:val="24"/>
+          <w:u w:val="single"/>
+        </w:rPr>
+        <w:t>до</w:t>
+      </w:r>
+      <w:r>
+        <w:rPr>
+          <w:rFonts w:ascii="Times New Roman" w:hAnsi="Times New Roman"/>
+          <w:sz w:val="24"/>
+          <w:u w:val="single"/>
+        </w:rPr>
+        <w:t xml:space="preserve"> </w:t>
+      </w:r>
+      <w:r>
+        <w:rPr>
+          <w:rFonts w:ascii="Times New Roman" w:hAnsi="Times New Roman"/>
+          <w:sz w:val="24"/>
+          <w:u w:val="single"/>
+        </w:rPr>
+        <w:t>го́лосу</w:t>
+      </w:r>
+      <w:r>
+        <w:rPr>
+          <w:rFonts w:ascii="Times New Roman" w:hAnsi="Times New Roman"/>
+          <w:sz w:val="24"/>
+          <w:u w:val="single"/>
+        </w:rPr>
+        <w:t xml:space="preserve"> </w:t>
+      </w:r>
+      <w:r>
+        <w:rPr>
+          <w:rFonts w:ascii="Times New Roman" w:hAnsi="Times New Roman"/>
+          <w:sz w:val="24"/>
+          <w:u w:val="single"/>
+        </w:rPr>
+        <w:t>бла́гання</w:t>
+      </w:r>
+      <w:r>
+        <w:rPr>
+          <w:rFonts w:ascii="Times New Roman" w:hAnsi="Times New Roman"/>
+          <w:sz w:val="24"/>
+          <w:u w:val="single"/>
+        </w:rPr>
+        <w:t xml:space="preserve"> </w:t>
+      </w:r>
+      <w:r>
+        <w:rPr>
+          <w:rFonts w:ascii="Times New Roman" w:hAnsi="Times New Roman"/>
+          <w:sz w:val="24"/>
+          <w:u w:val="single"/>
+        </w:rPr>
+        <w:t>мого́.</w:t>
+      </w:r>
+    </w:p>
+    <w:p>
+      <w:pPr>
         <w:spacing w:after="120" w:line="240" w:lineRule="auto"/>
         <w:jc w:val="both"/>
         <w:rPr>
           <w:rFonts w:ascii="Times New Roman" w:eastAsia="Times New Roman" w:hAnsi="Times New Roman" w:cs="Times New Roman"/>
           <w:sz w:val="24"/>
           <w:szCs w:val="24"/>
+        </w:rPr>
+      </w:pPr>
+      <w:r>
+        <w:rPr>
+          <w:rFonts w:ascii="Times New Roman" w:eastAsia="Times New Roman" w:hAnsi="Times New Roman" w:cs="Times New Roman"/>
+          <w:i/>
+          <w:color w:val="FF0000"/>
+          <w:sz w:val="24"/>
+          <w:szCs w:val="24"/>
+        </w:rPr>
+        <w:t>(г. 2):</w:t>
+      </w:r>
+      <w:r>
+        <w:rPr>
+          <w:rFonts w:ascii="Times New Roman" w:eastAsia="Times New Roman" w:hAnsi="Times New Roman" w:cs="Times New Roman"/>
+          <w:color w:val="FF0000"/>
+          <w:sz w:val="24"/>
+          <w:szCs w:val="24"/>
+        </w:rPr>
+        <w:t xml:space="preserve"> </w:t>
+      </w:r>
+      <w:r>
+        <w:rPr>
+          <w:rFonts w:ascii="Times New Roman" w:eastAsia="Times New Roman" w:hAnsi="Times New Roman" w:cs="Times New Roman"/>
+          <w:sz w:val="24"/>
+          <w:szCs w:val="24"/>
+        </w:rPr>
+        <w:t xml:space="preserve">Прийдіть і радіймо з Господом,* розповідаючи про оце таїнство:* перегороду від раю знищено, вогняний меч зникає,* херувим відступає від дерева життя* і ми, прогнані з раю задля непослуху, причащаємося райської поживи.* Незмінний образ Отця і відблиск його </w:t>
+      </w:r>
+      <w:r>
+        <w:rPr>
+          <w:rFonts w:ascii="Times New Roman" w:eastAsia="Times New Roman" w:hAnsi="Times New Roman" w:cs="Times New Roman"/>
+          <w:sz w:val="24"/>
+          <w:szCs w:val="24"/>
+        </w:rPr>
+        <w:t xml:space="preserve">істоти приймає вигляд слуги;* прийшовши від пречистої матері, він не зазнав жодної зміни.* Бувши правдивим Богом, він зостався тим, чим був,* і приймає те, чим не був, ставши людиною заради чоловіколюб'я.* Тому до нього закличмо:* Народжений з Діви, Боже, </w:t>
+      </w:r>
+      <w:r>
+        <w:rPr>
+          <w:rFonts w:ascii="Times New Roman" w:eastAsia="Times New Roman" w:hAnsi="Times New Roman" w:cs="Times New Roman"/>
+          <w:sz w:val="24"/>
+          <w:szCs w:val="24"/>
+        </w:rPr>
+        <w:t>помилуй нас!</w:t>
+      </w:r>
+    </w:p>
+    <w:p>
+      <w:pPr>
+        <w:spacing w:after="120" w:line="240" w:lineRule="auto"/>
+        <w:jc w:val="both"/>
+        <w:rPr>
+          <w:rFonts w:ascii="Times New Roman" w:eastAsia="Times New Roman" w:hAnsi="Times New Roman" w:cs="Times New Roman"/>
+          <w:sz w:val="24"/>
+          <w:szCs w:val="24"/>
           <w:u w:val="single"/>
         </w:rPr>
       </w:pPr>
@@ -3266,7 +3479,16 @@
           <w:sz w:val="24"/>
           <w:szCs w:val="24"/>
         </w:rPr>
-        <w:t xml:space="preserve">Стих: </w:t>
+        <w:t>Стих:</w:t>
+      </w:r>
+      <w:r>
+        <w:rPr>
+          <w:rFonts w:ascii="Times New Roman" w:eastAsia="Times New Roman" w:hAnsi="Times New Roman" w:cs="Times New Roman"/>
+          <w:i/>
+          <w:sz w:val="24"/>
+          <w:szCs w:val="24"/>
+        </w:rPr>
+        <w:t xml:space="preserve"> </w:t>
       </w:r>
       <w:r>
         <w:rPr>
@@ -3275,7 +3497,7 @@
           <w:szCs w:val="24"/>
           <w:u w:val="single"/>
         </w:rPr>
-        <w:t>Нехай будуть твої вуха уважні,* до голосу благання мого.</w:t>
+        <w:t>Коли ти, Господи, зважатимеш на беззаконня,* то хто встоїться, Господи. Та в тебе є прощення.</w:t>
       </w:r>
     </w:p>
     <w:p>
@@ -3291,143 +3513,321 @@
       <w:r>
         <w:rPr>
           <w:rFonts w:ascii="Times New Roman" w:eastAsia="Times New Roman" w:hAnsi="Times New Roman" w:cs="Times New Roman"/>
-          <w:i/>
-          <w:color w:val="FF0000"/>
-          <w:sz w:val="24"/>
-          <w:szCs w:val="24"/>
-        </w:rPr>
-        <w:t>(г. 2):</w:t>
-      </w:r>
-      <w:r>
-        <w:rPr>
-          <w:rFonts w:ascii="Times New Roman" w:eastAsia="Times New Roman" w:hAnsi="Times New Roman" w:cs="Times New Roman"/>
-          <w:color w:val="FF0000"/>
-          <w:sz w:val="24"/>
-          <w:szCs w:val="24"/>
+          <w:sz w:val="24"/>
+          <w:szCs w:val="24"/>
+        </w:rPr>
+        <w:t>Коли Господь Ісус народився від святої Діви,* усі просвітилися:* пастухи пригравали, мудреці поклонялися, ангели співали,* Ірод же затривожився</w:t>
+      </w:r>
+      <w:r>
+        <w:rPr>
+          <w:rFonts w:ascii="Times New Roman" w:eastAsia="Times New Roman" w:hAnsi="Times New Roman" w:cs="Times New Roman"/>
+          <w:sz w:val="24"/>
+          <w:szCs w:val="24"/>
+        </w:rPr>
+        <w:t>, бо появився в тілі Бог,* Спаситель душ наших.</w:t>
+      </w:r>
+    </w:p>
+    <w:p>
+      <w:pPr>
+        <w:spacing w:after="120"/>
+        <w:jc w:val="both"/>
+      </w:pPr>
+      <w:r>
+        <w:rPr>
+          <w:rFonts w:ascii="Times New Roman" w:hAnsi="Times New Roman"/>
+          <w:i/>
+          <w:color w:val="FF0000"/>
+          <w:sz w:val="24"/>
+        </w:rPr>
+        <w:t>Стих:</w:t>
+      </w:r>
+      <w:r>
+        <w:rPr>
+          <w:rFonts w:ascii="Times New Roman" w:hAnsi="Times New Roman"/>
+          <w:i/>
+          <w:sz w:val="24"/>
         </w:rPr>
         <w:t xml:space="preserve"> </w:t>
       </w:r>
       <w:r>
         <w:rPr>
-          <w:rFonts w:ascii="Times New Roman" w:eastAsia="Times New Roman" w:hAnsi="Times New Roman" w:cs="Times New Roman"/>
-          <w:sz w:val="24"/>
-          <w:szCs w:val="24"/>
-        </w:rPr>
-        <w:t xml:space="preserve">Прийдіть і радіймо з Господом,* розповідаючи про оце таїнство:* перегороду від раю знищено, вогняний меч зникає,* херувим відступає від дерева життя* і ми, прогнані з раю задля непослуху, причащаємося райської поживи.* Незмінний образ Отця і відблиск його </w:t>
-      </w:r>
-      <w:r>
-        <w:rPr>
-          <w:rFonts w:ascii="Times New Roman" w:eastAsia="Times New Roman" w:hAnsi="Times New Roman" w:cs="Times New Roman"/>
-          <w:sz w:val="24"/>
-          <w:szCs w:val="24"/>
-        </w:rPr>
-        <w:t xml:space="preserve">істоти приймає вигляд слуги;* прийшовши від пречистої матері, він не зазнав жодної зміни.* Бувши правдивим Богом, він зостався тим, чим був,* і приймає те, чим не був, ставши людиною заради чоловіколюб'я.* Тому до нього закличмо:* Народжений з Діви, Боже, </w:t>
-      </w:r>
-      <w:r>
-        <w:rPr>
-          <w:rFonts w:ascii="Times New Roman" w:eastAsia="Times New Roman" w:hAnsi="Times New Roman" w:cs="Times New Roman"/>
-          <w:sz w:val="24"/>
-          <w:szCs w:val="24"/>
-        </w:rPr>
-        <w:t>помилуй нас!</w:t>
-      </w:r>
-    </w:p>
-    <w:p>
-      <w:pPr>
-        <w:spacing w:after="120" w:line="240" w:lineRule="auto"/>
-        <w:jc w:val="both"/>
-        <w:rPr>
-          <w:rFonts w:ascii="Times New Roman" w:eastAsia="Times New Roman" w:hAnsi="Times New Roman" w:cs="Times New Roman"/>
-          <w:sz w:val="24"/>
-          <w:szCs w:val="24"/>
+          <w:rFonts w:ascii="Times New Roman" w:hAnsi="Times New Roman"/>
+          <w:sz w:val="24"/>
           <w:u w:val="single"/>
         </w:rPr>
-      </w:pPr>
-      <w:r>
-        <w:rPr>
-          <w:rFonts w:ascii="Times New Roman" w:eastAsia="Times New Roman" w:hAnsi="Times New Roman" w:cs="Times New Roman"/>
-          <w:i/>
-          <w:color w:val="FF0000"/>
-          <w:sz w:val="24"/>
-          <w:szCs w:val="24"/>
-        </w:rPr>
-        <w:t>Стих:</w:t>
-      </w:r>
-      <w:r>
-        <w:rPr>
-          <w:rFonts w:ascii="Times New Roman" w:eastAsia="Times New Roman" w:hAnsi="Times New Roman" w:cs="Times New Roman"/>
-          <w:i/>
-          <w:sz w:val="24"/>
-          <w:szCs w:val="24"/>
+        <w:t>За́для</w:t>
+      </w:r>
+      <w:r>
+        <w:rPr>
+          <w:rFonts w:ascii="Times New Roman" w:hAnsi="Times New Roman"/>
+          <w:sz w:val="24"/>
+          <w:u w:val="single"/>
         </w:rPr>
         <w:t xml:space="preserve"> </w:t>
       </w:r>
       <w:r>
         <w:rPr>
-          <w:rFonts w:ascii="Times New Roman" w:eastAsia="Times New Roman" w:hAnsi="Times New Roman" w:cs="Times New Roman"/>
-          <w:sz w:val="24"/>
-          <w:szCs w:val="24"/>
+          <w:rFonts w:ascii="Times New Roman" w:hAnsi="Times New Roman"/>
+          <w:sz w:val="24"/>
           <w:u w:val="single"/>
         </w:rPr>
-        <w:t>Коли ти, Господи, зважатимеш на беззаконня,* то хто встоїться, Господи. Та в тебе є прощення.</w:t>
-      </w:r>
-    </w:p>
-    <w:p>
-      <w:pPr>
-        <w:spacing w:after="120" w:line="240" w:lineRule="auto"/>
-        <w:jc w:val="both"/>
-        <w:rPr>
-          <w:rFonts w:ascii="Times New Roman" w:eastAsia="Times New Roman" w:hAnsi="Times New Roman" w:cs="Times New Roman"/>
-          <w:sz w:val="24"/>
-          <w:szCs w:val="24"/>
-        </w:rPr>
-      </w:pPr>
-      <w:r>
-        <w:rPr>
-          <w:rFonts w:ascii="Times New Roman" w:eastAsia="Times New Roman" w:hAnsi="Times New Roman" w:cs="Times New Roman"/>
-          <w:sz w:val="24"/>
-          <w:szCs w:val="24"/>
-        </w:rPr>
-        <w:t>Коли Господь Ісус народився від святої Діви,* усі просвітилися:* пастухи пригравали, мудреці поклонялися, ангели співали,* Ірод же затривожився</w:t>
-      </w:r>
-      <w:r>
-        <w:rPr>
-          <w:rFonts w:ascii="Times New Roman" w:eastAsia="Times New Roman" w:hAnsi="Times New Roman" w:cs="Times New Roman"/>
-          <w:sz w:val="24"/>
-          <w:szCs w:val="24"/>
-        </w:rPr>
-        <w:t>, бо появився в тілі Бог,* Спаситель душ наших.</w:t>
-      </w:r>
-    </w:p>
-    <w:p>
-      <w:pPr>
-        <w:spacing w:after="120" w:line="240" w:lineRule="auto"/>
-        <w:jc w:val="both"/>
-        <w:rPr>
-          <w:rFonts w:ascii="Times New Roman" w:eastAsia="Times New Roman" w:hAnsi="Times New Roman" w:cs="Times New Roman"/>
-          <w:sz w:val="24"/>
-          <w:szCs w:val="24"/>
+        <w:t>І́мени</w:t>
+      </w:r>
+      <w:r>
+        <w:rPr>
+          <w:rFonts w:ascii="Times New Roman" w:hAnsi="Times New Roman"/>
+          <w:sz w:val="24"/>
           <w:u w:val="single"/>
         </w:rPr>
-      </w:pPr>
-      <w:r>
-        <w:rPr>
-          <w:rFonts w:ascii="Times New Roman" w:eastAsia="Times New Roman" w:hAnsi="Times New Roman" w:cs="Times New Roman"/>
-          <w:i/>
-          <w:color w:val="FF0000"/>
-          <w:sz w:val="24"/>
-          <w:szCs w:val="24"/>
-        </w:rPr>
-        <w:t xml:space="preserve">Стих: </w:t>
-      </w:r>
-      <w:r>
-        <w:rPr>
-          <w:rFonts w:ascii="Times New Roman" w:eastAsia="Times New Roman" w:hAnsi="Times New Roman" w:cs="Times New Roman"/>
-          <w:sz w:val="24"/>
-          <w:szCs w:val="24"/>
+        <w:t xml:space="preserve"> </w:t>
+      </w:r>
+      <w:r>
+        <w:rPr>
+          <w:rFonts w:ascii="Times New Roman" w:hAnsi="Times New Roman"/>
+          <w:sz w:val="24"/>
           <w:u w:val="single"/>
         </w:rPr>
-        <w:t>Задля імени твого надіюсь на тебе, Господи,* надіється душа моя на слово твоє; надіється душа моя на Господа.</w:t>
+        <w:t>Твого́</w:t>
+      </w:r>
+      <w:r>
+        <w:rPr>
+          <w:rFonts w:ascii="Times New Roman" w:hAnsi="Times New Roman"/>
+          <w:sz w:val="24"/>
+          <w:u w:val="single"/>
+        </w:rPr>
+        <w:t xml:space="preserve"> </w:t>
+      </w:r>
+      <w:r>
+        <w:rPr>
+          <w:rFonts w:ascii="Times New Roman" w:hAnsi="Times New Roman"/>
+          <w:sz w:val="24"/>
+          <w:u w:val="single"/>
+        </w:rPr>
+        <w:t>наді́юсь</w:t>
+      </w:r>
+      <w:r>
+        <w:rPr>
+          <w:rFonts w:ascii="Times New Roman" w:hAnsi="Times New Roman"/>
+          <w:sz w:val="24"/>
+          <w:u w:val="single"/>
+        </w:rPr>
+        <w:t xml:space="preserve"> </w:t>
+      </w:r>
+      <w:r>
+        <w:rPr>
+          <w:rFonts w:ascii="Times New Roman" w:hAnsi="Times New Roman"/>
+          <w:sz w:val="24"/>
+          <w:u w:val="single"/>
+        </w:rPr>
+        <w:t>на</w:t>
+      </w:r>
+      <w:r>
+        <w:rPr>
+          <w:rFonts w:ascii="Times New Roman" w:hAnsi="Times New Roman"/>
+          <w:sz w:val="24"/>
+          <w:u w:val="single"/>
+        </w:rPr>
+        <w:t xml:space="preserve"> </w:t>
+      </w:r>
+      <w:r>
+        <w:rPr>
+          <w:rFonts w:ascii="Times New Roman" w:hAnsi="Times New Roman"/>
+          <w:sz w:val="24"/>
+          <w:u w:val="single"/>
+        </w:rPr>
+        <w:t>Те́бе,</w:t>
+      </w:r>
+      <w:r>
+        <w:rPr>
+          <w:rFonts w:ascii="Times New Roman" w:hAnsi="Times New Roman"/>
+          <w:sz w:val="24"/>
+          <w:u w:val="single"/>
+        </w:rPr>
+        <w:t xml:space="preserve"> </w:t>
+      </w:r>
+      <w:r>
+        <w:rPr>
+          <w:rFonts w:ascii="Times New Roman" w:hAnsi="Times New Roman"/>
+          <w:sz w:val="24"/>
+          <w:u w:val="single"/>
+        </w:rPr>
+        <w:t>Го́споди,</w:t>
+      </w:r>
+      <w:r>
+        <w:rPr>
+          <w:rFonts w:ascii="Times New Roman" w:hAnsi="Times New Roman"/>
+          <w:sz w:val="24"/>
+          <w:u w:val="single"/>
+        </w:rPr>
+        <w:t xml:space="preserve"> </w:t>
+      </w:r>
+      <w:r>
+        <w:rPr>
+          <w:rFonts w:ascii="Times New Roman" w:hAnsi="Times New Roman"/>
+          <w:sz w:val="24"/>
+          <w:u w:val="single"/>
+        </w:rPr>
+        <w:t>наді́ється</w:t>
+      </w:r>
+      <w:r>
+        <w:rPr>
+          <w:rFonts w:ascii="Times New Roman" w:hAnsi="Times New Roman"/>
+          <w:sz w:val="24"/>
+          <w:u w:val="single"/>
+        </w:rPr>
+        <w:t xml:space="preserve"> </w:t>
+      </w:r>
+      <w:r>
+        <w:rPr>
+          <w:rFonts w:ascii="Times New Roman" w:hAnsi="Times New Roman"/>
+          <w:sz w:val="24"/>
+          <w:u w:val="single"/>
+        </w:rPr>
+        <w:t>душа́</w:t>
+      </w:r>
+      <w:r>
+        <w:rPr>
+          <w:rFonts w:ascii="Times New Roman" w:hAnsi="Times New Roman"/>
+          <w:sz w:val="24"/>
+          <w:u w:val="single"/>
+        </w:rPr>
+        <w:t xml:space="preserve"> </w:t>
+      </w:r>
+      <w:r>
+        <w:rPr>
+          <w:rFonts w:ascii="Times New Roman" w:hAnsi="Times New Roman"/>
+          <w:sz w:val="24"/>
+          <w:u w:val="single"/>
+        </w:rPr>
+        <w:t>моя́</w:t>
+      </w:r>
+      <w:r>
+        <w:rPr>
+          <w:rFonts w:ascii="Times New Roman" w:hAnsi="Times New Roman"/>
+          <w:sz w:val="24"/>
+          <w:u w:val="single"/>
+        </w:rPr>
+        <w:t xml:space="preserve"> </w:t>
+      </w:r>
+      <w:r>
+        <w:rPr>
+          <w:rFonts w:ascii="Times New Roman" w:hAnsi="Times New Roman"/>
+          <w:sz w:val="24"/>
+          <w:u w:val="single"/>
+        </w:rPr>
+        <w:t>на</w:t>
+      </w:r>
+      <w:r>
+        <w:rPr>
+          <w:rFonts w:ascii="Times New Roman" w:hAnsi="Times New Roman"/>
+          <w:sz w:val="24"/>
+          <w:u w:val="single"/>
+        </w:rPr>
+        <w:t xml:space="preserve"> </w:t>
+      </w:r>
+      <w:r>
+        <w:rPr>
+          <w:rFonts w:ascii="Times New Roman" w:hAnsi="Times New Roman"/>
+          <w:sz w:val="24"/>
+          <w:u w:val="single"/>
+        </w:rPr>
+        <w:t>сло́во</w:t>
+      </w:r>
+      <w:r>
+        <w:rPr>
+          <w:rFonts w:ascii="Times New Roman" w:hAnsi="Times New Roman"/>
+          <w:sz w:val="24"/>
+          <w:u w:val="single"/>
+        </w:rPr>
+        <w:t xml:space="preserve"> </w:t>
+      </w:r>
+      <w:r>
+        <w:rPr>
+          <w:rFonts w:ascii="Times New Roman" w:hAnsi="Times New Roman"/>
+          <w:sz w:val="24"/>
+          <w:u w:val="single"/>
+        </w:rPr>
+        <w:t>Твоє́;*</w:t>
+      </w:r>
+      <w:r>
+        <w:rPr>
+          <w:rFonts w:ascii="Times New Roman" w:hAnsi="Times New Roman"/>
+          <w:sz w:val="24"/>
+          <w:u w:val="single"/>
+        </w:rPr>
+        <w:t xml:space="preserve"> </w:t>
+      </w:r>
+      <w:r>
+        <w:rPr>
+          <w:rFonts w:ascii="Times New Roman" w:hAnsi="Times New Roman"/>
+          <w:sz w:val="24"/>
+          <w:u w:val="single"/>
+        </w:rPr>
+        <w:t>наді́ється</w:t>
+      </w:r>
+      <w:r>
+        <w:rPr>
+          <w:rFonts w:ascii="Times New Roman" w:hAnsi="Times New Roman"/>
+          <w:sz w:val="24"/>
+          <w:u w:val="single"/>
+        </w:rPr>
+        <w:t xml:space="preserve"> </w:t>
+      </w:r>
+      <w:r>
+        <w:rPr>
+          <w:rFonts w:ascii="Times New Roman" w:hAnsi="Times New Roman"/>
+          <w:sz w:val="24"/>
+          <w:u w:val="single"/>
+        </w:rPr>
+        <w:t>душа́</w:t>
+      </w:r>
+      <w:r>
+        <w:rPr>
+          <w:rFonts w:ascii="Times New Roman" w:hAnsi="Times New Roman"/>
+          <w:sz w:val="24"/>
+          <w:u w:val="single"/>
+        </w:rPr>
+        <w:t xml:space="preserve"> </w:t>
+      </w:r>
+      <w:r>
+        <w:rPr>
+          <w:rFonts w:ascii="Times New Roman" w:hAnsi="Times New Roman"/>
+          <w:sz w:val="24"/>
+          <w:u w:val="single"/>
+        </w:rPr>
+        <w:t>моя́</w:t>
+      </w:r>
+      <w:r>
+        <w:rPr>
+          <w:rFonts w:ascii="Times New Roman" w:hAnsi="Times New Roman"/>
+          <w:sz w:val="24"/>
+          <w:u w:val="single"/>
+        </w:rPr>
+        <w:t xml:space="preserve"> </w:t>
+      </w:r>
+      <w:r>
+        <w:rPr>
+          <w:rFonts w:ascii="Times New Roman" w:hAnsi="Times New Roman"/>
+          <w:sz w:val="24"/>
+          <w:u w:val="single"/>
+        </w:rPr>
+        <w:t>на</w:t>
+      </w:r>
+      <w:r>
+        <w:rPr>
+          <w:rFonts w:ascii="Times New Roman" w:hAnsi="Times New Roman"/>
+          <w:sz w:val="24"/>
+          <w:u w:val="single"/>
+        </w:rPr>
+        <w:t xml:space="preserve"> </w:t>
+      </w:r>
+      <w:r>
+        <w:rPr>
+          <w:rFonts w:ascii="Times New Roman" w:hAnsi="Times New Roman"/>
+          <w:sz w:val="24"/>
+          <w:u w:val="single"/>
+        </w:rPr>
+        <w:t>Го́спода.</w:t>
       </w:r>
     </w:p>
     <w:p>
@@ -3590,7 +3990,7 @@
           <w:sz w:val="24"/>
           <w:szCs w:val="24"/>
         </w:rPr>
-        <w:t>(г. 1):</w:t>
+        <w:t>(г. 1):</w:t>
       </w:r>
       <w:r>
         <w:rPr>
@@ -3616,7 +4016,7 @@
           <w:szCs w:val="24"/>
           <w:highlight w:val="white"/>
         </w:rPr>
-        <w:t xml:space="preserve"> Давида царя прославмо всі,* бо від нього походить жезл — Діва,* з Якої засяяв цвіт — Христос,* і Адама з Євою з тління визволив* як Милосердний.</w:t>
+        <w:t xml:space="preserve"> Давида царя прославмо всі,* бо від нього походить жезл — Діва,* з Якої засяяв цвіт — Христос,* і Адама з Євою з тління визволив* як Милосердний.</w:t>
       </w:r>
     </w:p>
     <w:p>
@@ -3646,42 +4046,145 @@
     </w:p>
     <w:p>
       <w:pPr>
-        <w:spacing w:after="120" w:line="240" w:lineRule="auto"/>
-        <w:jc w:val="both"/>
-        <w:rPr>
-          <w:rFonts w:ascii="Times New Roman" w:eastAsia="Times New Roman" w:hAnsi="Times New Roman" w:cs="Times New Roman"/>
-          <w:sz w:val="24"/>
-          <w:szCs w:val="24"/>
+        <w:spacing w:after="120"/>
+        <w:jc w:val="both"/>
+      </w:pPr>
+      <w:r>
+        <w:rPr>
+          <w:rFonts w:ascii="Times New Roman" w:hAnsi="Times New Roman"/>
+          <w:i/>
+          <w:color w:val="FF0000"/>
+          <w:sz w:val="24"/>
+        </w:rPr>
+        <w:t>Стих:</w:t>
+      </w:r>
+      <w:r>
+        <w:rPr>
+          <w:rFonts w:ascii="Times New Roman" w:hAnsi="Times New Roman"/>
+          <w:i/>
+          <w:sz w:val="24"/>
+        </w:rPr>
+        <w:t xml:space="preserve"> </w:t>
+      </w:r>
+      <w:r>
+        <w:rPr>
+          <w:rFonts w:ascii="Times New Roman" w:hAnsi="Times New Roman"/>
+          <w:sz w:val="24"/>
           <w:u w:val="single"/>
         </w:rPr>
-      </w:pPr>
-      <w:r>
-        <w:rPr>
-          <w:rFonts w:ascii="Times New Roman" w:eastAsia="Times New Roman" w:hAnsi="Times New Roman" w:cs="Times New Roman"/>
-          <w:i/>
-          <w:color w:val="FF0000"/>
-          <w:sz w:val="24"/>
-          <w:szCs w:val="24"/>
-        </w:rPr>
-        <w:t>Стих:</w:t>
-      </w:r>
-      <w:r>
-        <w:rPr>
-          <w:rFonts w:ascii="Times New Roman" w:eastAsia="Times New Roman" w:hAnsi="Times New Roman" w:cs="Times New Roman"/>
-          <w:i/>
-          <w:sz w:val="24"/>
-          <w:szCs w:val="24"/>
+        <w:t>Хвалі́те</w:t>
+      </w:r>
+      <w:r>
+        <w:rPr>
+          <w:rFonts w:ascii="Times New Roman" w:hAnsi="Times New Roman"/>
+          <w:sz w:val="24"/>
+          <w:u w:val="single"/>
         </w:rPr>
         <w:t xml:space="preserve"> </w:t>
       </w:r>
       <w:r>
         <w:rPr>
-          <w:rFonts w:ascii="Times New Roman" w:eastAsia="Times New Roman" w:hAnsi="Times New Roman" w:cs="Times New Roman"/>
-          <w:sz w:val="24"/>
-          <w:szCs w:val="24"/>
+          <w:rFonts w:ascii="Times New Roman" w:hAnsi="Times New Roman"/>
+          <w:sz w:val="24"/>
           <w:u w:val="single"/>
         </w:rPr>
-        <w:t>Хваліте Господа всі народи!* Прославляйте його всі люди!</w:t>
+        <w:t>Го́спода</w:t>
+      </w:r>
+      <w:r>
+        <w:rPr>
+          <w:rFonts w:ascii="Times New Roman" w:hAnsi="Times New Roman"/>
+          <w:sz w:val="24"/>
+          <w:u w:val="single"/>
+        </w:rPr>
+        <w:t xml:space="preserve"> </w:t>
+      </w:r>
+      <w:r>
+        <w:rPr>
+          <w:rFonts w:ascii="Times New Roman" w:hAnsi="Times New Roman"/>
+          <w:sz w:val="24"/>
+          <w:u w:val="single"/>
+        </w:rPr>
+        <w:t>всі</w:t>
+      </w:r>
+      <w:r>
+        <w:rPr>
+          <w:rFonts w:ascii="Times New Roman" w:hAnsi="Times New Roman"/>
+          <w:sz w:val="24"/>
+          <w:u w:val="single"/>
+        </w:rPr>
+        <w:t xml:space="preserve"> </w:t>
+      </w:r>
+      <w:r>
+        <w:rPr>
+          <w:rFonts w:ascii="Times New Roman" w:hAnsi="Times New Roman"/>
+          <w:sz w:val="24"/>
+          <w:u w:val="single"/>
+        </w:rPr>
+        <w:t>наро́ди!*</w:t>
+      </w:r>
+      <w:r>
+        <w:rPr>
+          <w:rFonts w:ascii="Times New Roman" w:hAnsi="Times New Roman"/>
+          <w:sz w:val="24"/>
+          <w:u w:val="single"/>
+        </w:rPr>
+        <w:t xml:space="preserve"> </w:t>
+      </w:r>
+      <w:r>
+        <w:rPr>
+          <w:rFonts w:ascii="Times New Roman" w:hAnsi="Times New Roman"/>
+          <w:sz w:val="24"/>
+          <w:u w:val="single"/>
+        </w:rPr>
+        <w:t>Прославля́йте</w:t>
+      </w:r>
+      <w:r>
+        <w:rPr>
+          <w:rFonts w:ascii="Times New Roman" w:hAnsi="Times New Roman"/>
+          <w:sz w:val="24"/>
+          <w:u w:val="single"/>
+        </w:rPr>
+        <w:t xml:space="preserve"> </w:t>
+      </w:r>
+      <w:r>
+        <w:rPr>
+          <w:rFonts w:ascii="Times New Roman" w:hAnsi="Times New Roman"/>
+          <w:sz w:val="24"/>
+          <w:u w:val="single"/>
+        </w:rPr>
+        <w:t>Його́</w:t>
+      </w:r>
+      <w:r>
+        <w:rPr>
+          <w:rFonts w:ascii="Times New Roman" w:hAnsi="Times New Roman"/>
+          <w:sz w:val="24"/>
+          <w:u w:val="single"/>
+        </w:rPr>
+        <w:t xml:space="preserve"> </w:t>
+      </w:r>
+      <w:r>
+        <w:rPr>
+          <w:rFonts w:ascii="Times New Roman" w:hAnsi="Times New Roman"/>
+          <w:sz w:val="24"/>
+          <w:u w:val="single"/>
+        </w:rPr>
+        <w:t>всі</w:t>
+      </w:r>
+      <w:r>
+        <w:rPr>
+          <w:rFonts w:ascii="Times New Roman" w:hAnsi="Times New Roman"/>
+          <w:sz w:val="24"/>
+          <w:u w:val="single"/>
+        </w:rPr>
+        <w:t xml:space="preserve"> </w:t>
+      </w:r>
+      <w:r>
+        <w:rPr>
+          <w:rFonts w:ascii="Times New Roman" w:hAnsi="Times New Roman"/>
+          <w:sz w:val="24"/>
+          <w:u w:val="single"/>
+        </w:rPr>
+        <w:t>лю́ди!</w:t>
       </w:r>
     </w:p>
     <w:p>
@@ -3716,33 +4219,206 @@
     </w:p>
     <w:p>
       <w:pPr>
+        <w:spacing w:after="120"/>
+        <w:jc w:val="both"/>
+      </w:pPr>
+      <w:r>
+        <w:rPr>
+          <w:rFonts w:ascii="Times New Roman" w:hAnsi="Times New Roman"/>
+          <w:i/>
+          <w:color w:val="FF0000"/>
+          <w:sz w:val="24"/>
+        </w:rPr>
+        <w:t>Стих:</w:t>
+      </w:r>
+      <w:r>
+        <w:rPr>
+          <w:rFonts w:ascii="Times New Roman" w:hAnsi="Times New Roman"/>
+          <w:i/>
+          <w:sz w:val="24"/>
+        </w:rPr>
+        <w:t xml:space="preserve"> </w:t>
+      </w:r>
+      <w:r>
+        <w:rPr>
+          <w:rFonts w:ascii="Times New Roman" w:hAnsi="Times New Roman"/>
+          <w:sz w:val="24"/>
+          <w:u w:val="single"/>
+        </w:rPr>
+        <w:t>Вели́ке</w:t>
+      </w:r>
+      <w:r>
+        <w:rPr>
+          <w:rFonts w:ascii="Times New Roman" w:hAnsi="Times New Roman"/>
+          <w:sz w:val="24"/>
+          <w:u w:val="single"/>
+        </w:rPr>
+        <w:t xml:space="preserve"> </w:t>
+      </w:r>
+      <w:r>
+        <w:rPr>
+          <w:rFonts w:ascii="Times New Roman" w:hAnsi="Times New Roman"/>
+          <w:sz w:val="24"/>
+          <w:u w:val="single"/>
+        </w:rPr>
+        <w:t>бо</w:t>
+      </w:r>
+      <w:r>
+        <w:rPr>
+          <w:rFonts w:ascii="Times New Roman" w:hAnsi="Times New Roman"/>
+          <w:sz w:val="24"/>
+          <w:u w:val="single"/>
+        </w:rPr>
+        <w:t xml:space="preserve"> </w:t>
+      </w:r>
+      <w:r>
+        <w:rPr>
+          <w:rFonts w:ascii="Times New Roman" w:hAnsi="Times New Roman"/>
+          <w:sz w:val="24"/>
+          <w:u w:val="single"/>
+        </w:rPr>
+        <w:t>до</w:t>
+      </w:r>
+      <w:r>
+        <w:rPr>
+          <w:rFonts w:ascii="Times New Roman" w:hAnsi="Times New Roman"/>
+          <w:sz w:val="24"/>
+          <w:u w:val="single"/>
+        </w:rPr>
+        <w:t xml:space="preserve"> </w:t>
+      </w:r>
+      <w:r>
+        <w:rPr>
+          <w:rFonts w:ascii="Times New Roman" w:hAnsi="Times New Roman"/>
+          <w:sz w:val="24"/>
+          <w:u w:val="single"/>
+        </w:rPr>
+        <w:t>нас</w:t>
+      </w:r>
+      <w:r>
+        <w:rPr>
+          <w:rFonts w:ascii="Times New Roman" w:hAnsi="Times New Roman"/>
+          <w:sz w:val="24"/>
+          <w:u w:val="single"/>
+        </w:rPr>
+        <w:t xml:space="preserve"> </w:t>
+      </w:r>
+      <w:r>
+        <w:rPr>
+          <w:rFonts w:ascii="Times New Roman" w:hAnsi="Times New Roman"/>
+          <w:sz w:val="24"/>
+          <w:u w:val="single"/>
+        </w:rPr>
+        <w:t>Його́</w:t>
+      </w:r>
+      <w:r>
+        <w:rPr>
+          <w:rFonts w:ascii="Times New Roman" w:hAnsi="Times New Roman"/>
+          <w:sz w:val="24"/>
+          <w:u w:val="single"/>
+        </w:rPr>
+        <w:t xml:space="preserve"> </w:t>
+      </w:r>
+      <w:r>
+        <w:rPr>
+          <w:rFonts w:ascii="Times New Roman" w:hAnsi="Times New Roman"/>
+          <w:sz w:val="24"/>
+          <w:u w:val="single"/>
+        </w:rPr>
+        <w:t>милосе́рдя,*</w:t>
+      </w:r>
+      <w:r>
+        <w:rPr>
+          <w:rFonts w:ascii="Times New Roman" w:hAnsi="Times New Roman"/>
+          <w:sz w:val="24"/>
+          <w:u w:val="single"/>
+        </w:rPr>
+        <w:t xml:space="preserve"> </w:t>
+      </w:r>
+      <w:r>
+        <w:rPr>
+          <w:rFonts w:ascii="Times New Roman" w:hAnsi="Times New Roman"/>
+          <w:sz w:val="24"/>
+          <w:u w:val="single"/>
+        </w:rPr>
+        <w:t>і</w:t>
+      </w:r>
+      <w:r>
+        <w:rPr>
+          <w:rFonts w:ascii="Times New Roman" w:hAnsi="Times New Roman"/>
+          <w:sz w:val="24"/>
+          <w:u w:val="single"/>
+        </w:rPr>
+        <w:t xml:space="preserve"> </w:t>
+      </w:r>
+      <w:r>
+        <w:rPr>
+          <w:rFonts w:ascii="Times New Roman" w:hAnsi="Times New Roman"/>
+          <w:sz w:val="24"/>
+          <w:u w:val="single"/>
+        </w:rPr>
+        <w:t>ві́рність</w:t>
+      </w:r>
+      <w:r>
+        <w:rPr>
+          <w:rFonts w:ascii="Times New Roman" w:hAnsi="Times New Roman"/>
+          <w:sz w:val="24"/>
+          <w:u w:val="single"/>
+        </w:rPr>
+        <w:t xml:space="preserve"> </w:t>
+      </w:r>
+      <w:r>
+        <w:rPr>
+          <w:rFonts w:ascii="Times New Roman" w:hAnsi="Times New Roman"/>
+          <w:sz w:val="24"/>
+          <w:u w:val="single"/>
+        </w:rPr>
+        <w:t>Го́спода</w:t>
+      </w:r>
+      <w:r>
+        <w:rPr>
+          <w:rFonts w:ascii="Times New Roman" w:hAnsi="Times New Roman"/>
+          <w:sz w:val="24"/>
+          <w:u w:val="single"/>
+        </w:rPr>
+        <w:t xml:space="preserve"> </w:t>
+      </w:r>
+      <w:r>
+        <w:rPr>
+          <w:rFonts w:ascii="Times New Roman" w:hAnsi="Times New Roman"/>
+          <w:sz w:val="24"/>
+          <w:u w:val="single"/>
+        </w:rPr>
+        <w:t>пові́ки.</w:t>
+      </w:r>
+    </w:p>
+    <w:p>
+      <w:pPr>
         <w:spacing w:after="120" w:line="240" w:lineRule="auto"/>
         <w:jc w:val="both"/>
         <w:rPr>
           <w:rFonts w:ascii="Times New Roman" w:eastAsia="Times New Roman" w:hAnsi="Times New Roman" w:cs="Times New Roman"/>
           <w:sz w:val="24"/>
           <w:szCs w:val="24"/>
-          <w:u w:val="single"/>
-        </w:rPr>
-      </w:pPr>
-      <w:r>
-        <w:rPr>
-          <w:rFonts w:ascii="Times New Roman" w:eastAsia="Times New Roman" w:hAnsi="Times New Roman" w:cs="Times New Roman"/>
-          <w:i/>
-          <w:color w:val="FF0000"/>
-          <w:sz w:val="24"/>
-          <w:szCs w:val="24"/>
-        </w:rPr>
-        <w:t xml:space="preserve">Стих: </w:t>
-      </w:r>
-      <w:r>
-        <w:rPr>
-          <w:rFonts w:ascii="Times New Roman" w:eastAsia="Times New Roman" w:hAnsi="Times New Roman" w:cs="Times New Roman"/>
-          <w:sz w:val="24"/>
-          <w:szCs w:val="24"/>
-          <w:u w:val="single"/>
-        </w:rPr>
-        <w:t>Велике бо до нас його милосердя, і вірність Господа повіки.</w:t>
+        </w:rPr>
+      </w:pPr>
+      <w:r>
+        <w:rPr>
+          <w:rFonts w:ascii="Times New Roman" w:eastAsia="Times New Roman" w:hAnsi="Times New Roman" w:cs="Times New Roman"/>
+          <w:sz w:val="24"/>
+          <w:szCs w:val="24"/>
+          <w:highlight w:val="white"/>
+        </w:rPr>
+        <w:t>Брата Божого прославмо всі,* як дійсного святителя,</w:t>
+      </w:r>
+      <w:r>
+        <w:rPr>
+          <w:rFonts w:ascii="Times New Roman" w:eastAsia="Times New Roman" w:hAnsi="Times New Roman" w:cs="Times New Roman"/>
+          <w:sz w:val="24"/>
+          <w:szCs w:val="24"/>
+          <w:highlight w:val="white"/>
+        </w:rPr>
+        <w:t xml:space="preserve"> що засяяв, як мужній мученик.* Його ж молитвами, Ісусе Боже наш,* що у вертепі народився і пеленами був повитий,* спаси всіх, хто оспівує Тебе.</w:t>
       </w:r>
     </w:p>
     <w:p>
@@ -3751,35 +4427,6 @@
         <w:jc w:val="both"/>
         <w:rPr>
           <w:rFonts w:ascii="Times New Roman" w:eastAsia="Times New Roman" w:hAnsi="Times New Roman" w:cs="Times New Roman"/>
-          <w:sz w:val="24"/>
-          <w:szCs w:val="24"/>
-        </w:rPr>
-      </w:pPr>
-      <w:r>
-        <w:rPr>
-          <w:rFonts w:ascii="Times New Roman" w:eastAsia="Times New Roman" w:hAnsi="Times New Roman" w:cs="Times New Roman"/>
-          <w:sz w:val="24"/>
-          <w:szCs w:val="24"/>
-          <w:highlight w:val="white"/>
-        </w:rPr>
-        <w:t>Брата Божого прославмо всі,* як дійсного святителя,</w:t>
-      </w:r>
-      <w:r>
-        <w:rPr>
-          <w:rFonts w:ascii="Times New Roman" w:eastAsia="Times New Roman" w:hAnsi="Times New Roman" w:cs="Times New Roman"/>
-          <w:sz w:val="24"/>
-          <w:szCs w:val="24"/>
-          <w:highlight w:val="white"/>
-        </w:rPr>
-        <w:t xml:space="preserve"> що засяяв, як мужній мученик.* Його ж молитвами, Ісусе Боже наш,* що у вертепі народився і пеленами був повитий,* спаси всіх, хто оспівує Тебе.</w:t>
-      </w:r>
-    </w:p>
-    <w:p>
-      <w:pPr>
-        <w:spacing w:after="120" w:line="240" w:lineRule="auto"/>
-        <w:jc w:val="both"/>
-        <w:rPr>
-          <w:rFonts w:ascii="Times New Roman" w:eastAsia="Times New Roman" w:hAnsi="Times New Roman" w:cs="Times New Roman"/>
           <w:i/>
           <w:color w:val="FF0000"/>
           <w:sz w:val="24"/>
@@ -3811,7 +4458,7 @@
           <w:sz w:val="24"/>
           <w:szCs w:val="24"/>
         </w:rPr>
-        <w:t>(г. 6):</w:t>
+        <w:t>(г. 6):</w:t>
       </w:r>
       <w:r>
         <w:rPr>
@@ -12872,7 +13519,7 @@
           <w:sz w:val="24"/>
           <w:szCs w:val="24"/>
         </w:rPr>
-        <w:t>(3 р.)</w:t>
+        <w:t>(3 р.)</w:t>
       </w:r>
       <w:r>
         <w:rPr>
@@ -13999,7 +14646,7 @@
           <w:sz w:val="24"/>
           <w:szCs w:val="24"/>
         </w:rPr>
-        <w:t>Ірмос 1</w:t>
+        <w:t>Ірмос 1</w:t>
       </w:r>
       <w:r>
         <w:rPr>
@@ -14227,7 +14874,7 @@
           <w:sz w:val="24"/>
           <w:szCs w:val="24"/>
         </w:rPr>
-        <w:t>Ірмос 3</w:t>
+        <w:t>Ірмос 3</w:t>
       </w:r>
       <w:r>
         <w:rPr>
@@ -14460,160 +15107,786 @@
     </w:p>
     <w:p>
       <w:pPr>
-        <w:spacing w:after="120" w:line="240" w:lineRule="auto"/>
-        <w:jc w:val="both"/>
-        <w:rPr>
-          <w:rFonts w:ascii="Times New Roman" w:eastAsia="Times New Roman" w:hAnsi="Times New Roman" w:cs="Times New Roman"/>
-          <w:i/>
-          <w:sz w:val="24"/>
-          <w:szCs w:val="24"/>
-        </w:rPr>
-      </w:pPr>
-      <w:r>
-        <w:rPr>
-          <w:rFonts w:ascii="Times New Roman" w:eastAsia="Times New Roman" w:hAnsi="Times New Roman" w:cs="Times New Roman"/>
-          <w:sz w:val="24"/>
-          <w:szCs w:val="24"/>
-        </w:rPr>
-        <w:t>Ще і ще в мирі Господеві помолімся.</w:t>
-      </w:r>
-    </w:p>
-    <w:p>
-      <w:pPr>
-        <w:spacing w:after="120" w:line="240" w:lineRule="auto"/>
-        <w:jc w:val="both"/>
-        <w:rPr>
-          <w:rFonts w:ascii="Times New Roman" w:eastAsia="Times New Roman" w:hAnsi="Times New Roman" w:cs="Times New Roman"/>
-          <w:i/>
-          <w:sz w:val="24"/>
-          <w:szCs w:val="24"/>
-        </w:rPr>
-      </w:pPr>
-      <w:r>
-        <w:rPr>
-          <w:rFonts w:ascii="Times New Roman" w:eastAsia="Times New Roman" w:hAnsi="Times New Roman" w:cs="Times New Roman"/>
-          <w:i/>
-          <w:color w:val="FF0000"/>
-          <w:sz w:val="24"/>
-          <w:szCs w:val="24"/>
+        <w:spacing w:after="120"/>
+      </w:pPr>
+      <w:r>
+        <w:rPr>
+          <w:rFonts w:ascii="Times New Roman" w:hAnsi="Times New Roman"/>
+          <w:color w:val="000000"/>
+          <w:sz w:val="24"/>
+        </w:rPr>
+        <w:t>Ще</w:t>
+      </w:r>
+      <w:r>
+        <w:rPr>
+          <w:rFonts w:ascii="Times New Roman" w:hAnsi="Times New Roman"/>
+          <w:color w:val="000000"/>
+          <w:sz w:val="24"/>
+        </w:rPr>
+        <w:t xml:space="preserve"> </w:t>
+      </w:r>
+      <w:r>
+        <w:rPr>
+          <w:rFonts w:ascii="Times New Roman" w:hAnsi="Times New Roman"/>
+          <w:color w:val="000000"/>
+          <w:sz w:val="24"/>
+        </w:rPr>
+        <w:t>і</w:t>
+      </w:r>
+      <w:r>
+        <w:rPr>
+          <w:rFonts w:ascii="Times New Roman" w:hAnsi="Times New Roman"/>
+          <w:color w:val="000000"/>
+          <w:sz w:val="24"/>
+        </w:rPr>
+        <w:t xml:space="preserve"> </w:t>
+      </w:r>
+      <w:r>
+        <w:rPr>
+          <w:rFonts w:ascii="Times New Roman" w:hAnsi="Times New Roman"/>
+          <w:color w:val="000000"/>
+          <w:sz w:val="24"/>
+        </w:rPr>
+        <w:t>ще</w:t>
+      </w:r>
+      <w:r>
+        <w:rPr>
+          <w:rFonts w:ascii="Times New Roman" w:hAnsi="Times New Roman"/>
+          <w:color w:val="000000"/>
+          <w:sz w:val="24"/>
+        </w:rPr>
+        <w:t xml:space="preserve"> </w:t>
+      </w:r>
+      <w:r>
+        <w:rPr>
+          <w:rFonts w:ascii="Times New Roman" w:hAnsi="Times New Roman"/>
+          <w:color w:val="000000"/>
+          <w:sz w:val="24"/>
+        </w:rPr>
+        <w:t>в</w:t>
+      </w:r>
+      <w:r>
+        <w:rPr>
+          <w:rFonts w:ascii="Times New Roman" w:hAnsi="Times New Roman"/>
+          <w:color w:val="000000"/>
+          <w:sz w:val="24"/>
+        </w:rPr>
+        <w:t xml:space="preserve"> </w:t>
+      </w:r>
+      <w:r>
+        <w:rPr>
+          <w:rFonts w:ascii="Times New Roman" w:hAnsi="Times New Roman"/>
+          <w:color w:val="000000"/>
+          <w:sz w:val="24"/>
+        </w:rPr>
+        <w:t>мирі</w:t>
+      </w:r>
+      <w:r>
+        <w:rPr>
+          <w:rFonts w:ascii="Times New Roman" w:hAnsi="Times New Roman"/>
+          <w:color w:val="000000"/>
+          <w:sz w:val="24"/>
+        </w:rPr>
+        <w:t xml:space="preserve"> </w:t>
+      </w:r>
+      <w:r>
+        <w:rPr>
+          <w:rFonts w:ascii="Times New Roman" w:hAnsi="Times New Roman"/>
+          <w:color w:val="000000"/>
+          <w:sz w:val="24"/>
+        </w:rPr>
+        <w:t>Господеві</w:t>
+      </w:r>
+      <w:r>
+        <w:rPr>
+          <w:rFonts w:ascii="Times New Roman" w:hAnsi="Times New Roman"/>
+          <w:color w:val="000000"/>
+          <w:sz w:val="24"/>
+        </w:rPr>
+        <w:t xml:space="preserve"> </w:t>
+      </w:r>
+      <w:r>
+        <w:rPr>
+          <w:rFonts w:ascii="Times New Roman" w:hAnsi="Times New Roman"/>
+          <w:color w:val="000000"/>
+          <w:sz w:val="24"/>
+        </w:rPr>
+        <w:t>помолімся.</w:t>
+      </w:r>
+    </w:p>
+    <w:p>
+      <w:pPr>
+        <w:spacing w:after="120"/>
+      </w:pPr>
+      <w:r>
+        <w:rPr>
+          <w:rFonts w:ascii="Times New Roman" w:hAnsi="Times New Roman"/>
+          <w:i/>
+          <w:color w:val="FF4400"/>
+          <w:sz w:val="24"/>
         </w:rPr>
         <w:t>Вірні:</w:t>
       </w:r>
       <w:r>
         <w:rPr>
-          <w:rFonts w:ascii="Times New Roman" w:eastAsia="Times New Roman" w:hAnsi="Times New Roman" w:cs="Times New Roman"/>
-          <w:sz w:val="24"/>
-          <w:szCs w:val="24"/>
-        </w:rPr>
-        <w:t xml:space="preserve"> Господи, помилуй.</w:t>
-      </w:r>
-    </w:p>
-    <w:p>
-      <w:pPr>
-        <w:spacing w:after="120" w:line="240" w:lineRule="auto"/>
-        <w:jc w:val="both"/>
-        <w:rPr>
-          <w:rFonts w:ascii="Times New Roman" w:eastAsia="Times New Roman" w:hAnsi="Times New Roman" w:cs="Times New Roman"/>
-          <w:i/>
-          <w:sz w:val="24"/>
-          <w:szCs w:val="24"/>
-        </w:rPr>
-      </w:pPr>
-      <w:r>
-        <w:rPr>
-          <w:rFonts w:ascii="Times New Roman" w:eastAsia="Times New Roman" w:hAnsi="Times New Roman" w:cs="Times New Roman"/>
-          <w:sz w:val="24"/>
-          <w:szCs w:val="24"/>
-        </w:rPr>
-        <w:t>Заступи, спаси, помилуй і охорони нас, Боже, твоєю благодаттю.</w:t>
-      </w:r>
-    </w:p>
-    <w:p>
-      <w:pPr>
-        <w:spacing w:after="120" w:line="240" w:lineRule="auto"/>
-        <w:jc w:val="both"/>
-        <w:rPr>
-          <w:rFonts w:ascii="Times New Roman" w:eastAsia="Times New Roman" w:hAnsi="Times New Roman" w:cs="Times New Roman"/>
-          <w:i/>
-          <w:sz w:val="24"/>
-          <w:szCs w:val="24"/>
-        </w:rPr>
-      </w:pPr>
-      <w:r>
-        <w:rPr>
-          <w:rFonts w:ascii="Times New Roman" w:eastAsia="Times New Roman" w:hAnsi="Times New Roman" w:cs="Times New Roman"/>
-          <w:i/>
-          <w:color w:val="FF0000"/>
-          <w:sz w:val="24"/>
-          <w:szCs w:val="24"/>
+          <w:rFonts w:ascii="Times New Roman" w:hAnsi="Times New Roman"/>
+          <w:color w:val="000000"/>
+          <w:sz w:val="24"/>
+        </w:rPr>
+        <w:t xml:space="preserve"> </w:t>
+      </w:r>
+      <w:r>
+        <w:rPr>
+          <w:rFonts w:ascii="Times New Roman" w:hAnsi="Times New Roman"/>
+          <w:color w:val="000000"/>
+          <w:sz w:val="24"/>
+        </w:rPr>
+        <w:t>Го́споди,</w:t>
+      </w:r>
+      <w:r>
+        <w:rPr>
+          <w:rFonts w:ascii="Times New Roman" w:hAnsi="Times New Roman"/>
+          <w:color w:val="000000"/>
+          <w:sz w:val="24"/>
+        </w:rPr>
+        <w:t xml:space="preserve"> </w:t>
+      </w:r>
+      <w:r>
+        <w:rPr>
+          <w:rFonts w:ascii="Times New Roman" w:hAnsi="Times New Roman"/>
+          <w:color w:val="000000"/>
+          <w:sz w:val="24"/>
+        </w:rPr>
+        <w:t>поми́луй.</w:t>
+      </w:r>
+    </w:p>
+    <w:p>
+      <w:pPr>
+        <w:spacing w:after="120"/>
+      </w:pPr>
+      <w:r>
+        <w:rPr>
+          <w:rFonts w:ascii="Times New Roman" w:hAnsi="Times New Roman"/>
+          <w:sz w:val="24"/>
+        </w:rPr>
+        <w:t>Заступи,</w:t>
+      </w:r>
+      <w:r>
+        <w:rPr>
+          <w:rFonts w:ascii="Times New Roman" w:hAnsi="Times New Roman"/>
+          <w:sz w:val="24"/>
+        </w:rPr>
+        <w:t xml:space="preserve"> </w:t>
+      </w:r>
+      <w:r>
+        <w:rPr>
+          <w:rFonts w:ascii="Times New Roman" w:hAnsi="Times New Roman"/>
+          <w:sz w:val="24"/>
+        </w:rPr>
+        <w:t>спаси,</w:t>
+      </w:r>
+      <w:r>
+        <w:rPr>
+          <w:rFonts w:ascii="Times New Roman" w:hAnsi="Times New Roman"/>
+          <w:sz w:val="24"/>
+        </w:rPr>
+        <w:t xml:space="preserve"> </w:t>
+      </w:r>
+      <w:r>
+        <w:rPr>
+          <w:rFonts w:ascii="Times New Roman" w:hAnsi="Times New Roman"/>
+          <w:sz w:val="24"/>
+        </w:rPr>
+        <w:t>помилуй</w:t>
+      </w:r>
+      <w:r>
+        <w:rPr>
+          <w:rFonts w:ascii="Times New Roman" w:hAnsi="Times New Roman"/>
+          <w:sz w:val="24"/>
+        </w:rPr>
+        <w:t xml:space="preserve"> </w:t>
+      </w:r>
+      <w:r>
+        <w:rPr>
+          <w:rFonts w:ascii="Times New Roman" w:hAnsi="Times New Roman"/>
+          <w:sz w:val="24"/>
+        </w:rPr>
+        <w:t>і</w:t>
+      </w:r>
+      <w:r>
+        <w:rPr>
+          <w:rFonts w:ascii="Times New Roman" w:hAnsi="Times New Roman"/>
+          <w:sz w:val="24"/>
+        </w:rPr>
+        <w:t xml:space="preserve"> </w:t>
+      </w:r>
+      <w:r>
+        <w:rPr>
+          <w:rFonts w:ascii="Times New Roman" w:hAnsi="Times New Roman"/>
+          <w:sz w:val="24"/>
+        </w:rPr>
+        <w:t>охорони</w:t>
+      </w:r>
+      <w:r>
+        <w:rPr>
+          <w:rFonts w:ascii="Times New Roman" w:hAnsi="Times New Roman"/>
+          <w:sz w:val="24"/>
+        </w:rPr>
+        <w:t xml:space="preserve"> </w:t>
+      </w:r>
+      <w:r>
+        <w:rPr>
+          <w:rFonts w:ascii="Times New Roman" w:hAnsi="Times New Roman"/>
+          <w:sz w:val="24"/>
+        </w:rPr>
+        <w:t>нас,</w:t>
+      </w:r>
+      <w:r>
+        <w:rPr>
+          <w:rFonts w:ascii="Times New Roman" w:hAnsi="Times New Roman"/>
+          <w:sz w:val="24"/>
+        </w:rPr>
+        <w:t xml:space="preserve"> </w:t>
+      </w:r>
+      <w:r>
+        <w:rPr>
+          <w:rFonts w:ascii="Times New Roman" w:hAnsi="Times New Roman"/>
+          <w:sz w:val="24"/>
+        </w:rPr>
+        <w:t>Боже,</w:t>
+      </w:r>
+      <w:r>
+        <w:rPr>
+          <w:rFonts w:ascii="Times New Roman" w:hAnsi="Times New Roman"/>
+          <w:sz w:val="24"/>
+        </w:rPr>
+        <w:t xml:space="preserve"> </w:t>
+      </w:r>
+      <w:r>
+        <w:rPr>
+          <w:rFonts w:ascii="Times New Roman" w:hAnsi="Times New Roman"/>
+          <w:sz w:val="24"/>
+        </w:rPr>
+        <w:t>Твоєю</w:t>
+      </w:r>
+      <w:r>
+        <w:rPr>
+          <w:rFonts w:ascii="Times New Roman" w:hAnsi="Times New Roman"/>
+          <w:sz w:val="24"/>
+        </w:rPr>
+        <w:t xml:space="preserve"> </w:t>
+      </w:r>
+      <w:r>
+        <w:rPr>
+          <w:rFonts w:ascii="Times New Roman" w:hAnsi="Times New Roman"/>
+          <w:sz w:val="24"/>
+        </w:rPr>
+        <w:t>благодаттю</w:t>
+      </w:r>
+    </w:p>
+    <w:p>
+      <w:pPr>
+        <w:spacing w:after="120"/>
+      </w:pPr>
+      <w:r>
+        <w:rPr>
+          <w:rFonts w:ascii="Times New Roman" w:hAnsi="Times New Roman"/>
+          <w:i/>
+          <w:color w:val="FF4400"/>
+          <w:sz w:val="24"/>
         </w:rPr>
         <w:t>Вірні:</w:t>
       </w:r>
       <w:r>
         <w:rPr>
-          <w:rFonts w:ascii="Times New Roman" w:eastAsia="Times New Roman" w:hAnsi="Times New Roman" w:cs="Times New Roman"/>
-          <w:sz w:val="24"/>
-          <w:szCs w:val="24"/>
-        </w:rPr>
-        <w:t xml:space="preserve"> Господи, помилуй.</w:t>
-      </w:r>
-    </w:p>
-    <w:p>
-      <w:pPr>
-        <w:spacing w:after="120" w:line="240" w:lineRule="auto"/>
-        <w:jc w:val="both"/>
-        <w:rPr>
-          <w:rFonts w:ascii="Times New Roman" w:eastAsia="Times New Roman" w:hAnsi="Times New Roman" w:cs="Times New Roman"/>
-          <w:i/>
-          <w:sz w:val="24"/>
-          <w:szCs w:val="24"/>
-        </w:rPr>
-      </w:pPr>
-      <w:r>
-        <w:rPr>
-          <w:rFonts w:ascii="Times New Roman" w:eastAsia="Times New Roman" w:hAnsi="Times New Roman" w:cs="Times New Roman"/>
-          <w:sz w:val="24"/>
-          <w:szCs w:val="24"/>
-        </w:rPr>
-        <w:t>Пресвяту, пречисту, преблагословенну, славну Владичицю нашу Богородицю і приснодіву Марію, з усіма святими пом'янувши, самі себе, і один одного, і все життя наше Христу</w:t>
-      </w:r>
-      <w:r>
-        <w:rPr>
-          <w:rFonts w:ascii="Times New Roman" w:eastAsia="Times New Roman" w:hAnsi="Times New Roman" w:cs="Times New Roman"/>
-          <w:sz w:val="24"/>
-          <w:szCs w:val="24"/>
-        </w:rPr>
-        <w:t xml:space="preserve"> Богові віддаймо.</w:t>
-      </w:r>
-    </w:p>
-    <w:p>
-      <w:pPr>
-        <w:spacing w:after="120" w:line="240" w:lineRule="auto"/>
-        <w:jc w:val="both"/>
-        <w:rPr>
-          <w:rFonts w:ascii="Times New Roman" w:eastAsia="Times New Roman" w:hAnsi="Times New Roman" w:cs="Times New Roman"/>
-          <w:i/>
-          <w:sz w:val="24"/>
-          <w:szCs w:val="24"/>
-        </w:rPr>
-      </w:pPr>
-      <w:r>
-        <w:rPr>
-          <w:rFonts w:ascii="Times New Roman" w:eastAsia="Times New Roman" w:hAnsi="Times New Roman" w:cs="Times New Roman"/>
-          <w:i/>
-          <w:color w:val="FF0000"/>
-          <w:sz w:val="24"/>
-          <w:szCs w:val="24"/>
+          <w:rFonts w:ascii="Times New Roman" w:hAnsi="Times New Roman"/>
+          <w:color w:val="000000"/>
+          <w:sz w:val="24"/>
+        </w:rPr>
+        <w:t xml:space="preserve"> </w:t>
+      </w:r>
+      <w:r>
+        <w:rPr>
+          <w:rFonts w:ascii="Times New Roman" w:hAnsi="Times New Roman"/>
+          <w:color w:val="000000"/>
+          <w:sz w:val="24"/>
+        </w:rPr>
+        <w:t>Го́споди,</w:t>
+      </w:r>
+      <w:r>
+        <w:rPr>
+          <w:rFonts w:ascii="Times New Roman" w:hAnsi="Times New Roman"/>
+          <w:color w:val="000000"/>
+          <w:sz w:val="24"/>
+        </w:rPr>
+        <w:t xml:space="preserve"> </w:t>
+      </w:r>
+      <w:r>
+        <w:rPr>
+          <w:rFonts w:ascii="Times New Roman" w:hAnsi="Times New Roman"/>
+          <w:color w:val="000000"/>
+          <w:sz w:val="24"/>
+        </w:rPr>
+        <w:t>поми́луй.</w:t>
+      </w:r>
+    </w:p>
+    <w:p>
+      <w:pPr>
+        <w:spacing w:after="120"/>
+      </w:pPr>
+      <w:r>
+        <w:rPr>
+          <w:rFonts w:ascii="Times New Roman" w:hAnsi="Times New Roman"/>
+          <w:color w:val="000000"/>
+          <w:sz w:val="24"/>
+        </w:rPr>
+        <w:t>Пресвяту,</w:t>
+      </w:r>
+      <w:r>
+        <w:rPr>
+          <w:rFonts w:ascii="Times New Roman" w:hAnsi="Times New Roman"/>
+          <w:color w:val="000000"/>
+          <w:sz w:val="24"/>
+        </w:rPr>
+        <w:t xml:space="preserve"> </w:t>
+      </w:r>
+      <w:r>
+        <w:rPr>
+          <w:rFonts w:ascii="Times New Roman" w:hAnsi="Times New Roman"/>
+          <w:color w:val="000000"/>
+          <w:sz w:val="24"/>
+        </w:rPr>
+        <w:t>пречисту,</w:t>
+      </w:r>
+      <w:r>
+        <w:rPr>
+          <w:rFonts w:ascii="Times New Roman" w:hAnsi="Times New Roman"/>
+          <w:color w:val="000000"/>
+          <w:sz w:val="24"/>
+        </w:rPr>
+        <w:t xml:space="preserve"> </w:t>
+      </w:r>
+      <w:r>
+        <w:rPr>
+          <w:rFonts w:ascii="Times New Roman" w:hAnsi="Times New Roman"/>
+          <w:color w:val="000000"/>
+          <w:sz w:val="24"/>
+        </w:rPr>
+        <w:t>преблагословенну,</w:t>
+      </w:r>
+      <w:r>
+        <w:rPr>
+          <w:rFonts w:ascii="Times New Roman" w:hAnsi="Times New Roman"/>
+          <w:color w:val="000000"/>
+          <w:sz w:val="24"/>
+        </w:rPr>
+        <w:t xml:space="preserve"> </w:t>
+      </w:r>
+      <w:r>
+        <w:rPr>
+          <w:rFonts w:ascii="Times New Roman" w:hAnsi="Times New Roman"/>
+          <w:color w:val="000000"/>
+          <w:sz w:val="24"/>
+        </w:rPr>
+        <w:t>славну</w:t>
+      </w:r>
+      <w:r>
+        <w:rPr>
+          <w:rFonts w:ascii="Times New Roman" w:hAnsi="Times New Roman"/>
+          <w:color w:val="000000"/>
+          <w:sz w:val="24"/>
+        </w:rPr>
+        <w:t xml:space="preserve"> </w:t>
+      </w:r>
+      <w:r>
+        <w:rPr>
+          <w:rFonts w:ascii="Times New Roman" w:hAnsi="Times New Roman"/>
+          <w:color w:val="000000"/>
+          <w:sz w:val="24"/>
+        </w:rPr>
+        <w:t>Владичицю</w:t>
+      </w:r>
+      <w:r>
+        <w:rPr>
+          <w:rFonts w:ascii="Times New Roman" w:hAnsi="Times New Roman"/>
+          <w:color w:val="000000"/>
+          <w:sz w:val="24"/>
+        </w:rPr>
+        <w:t xml:space="preserve"> </w:t>
+      </w:r>
+      <w:r>
+        <w:rPr>
+          <w:rFonts w:ascii="Times New Roman" w:hAnsi="Times New Roman"/>
+          <w:color w:val="000000"/>
+          <w:sz w:val="24"/>
+        </w:rPr>
+        <w:t>нашу</w:t>
+      </w:r>
+      <w:r>
+        <w:rPr>
+          <w:rFonts w:ascii="Times New Roman" w:hAnsi="Times New Roman"/>
+          <w:color w:val="000000"/>
+          <w:sz w:val="24"/>
+        </w:rPr>
+        <w:t xml:space="preserve"> </w:t>
+      </w:r>
+      <w:r>
+        <w:rPr>
+          <w:rFonts w:ascii="Times New Roman" w:hAnsi="Times New Roman"/>
+          <w:color w:val="000000"/>
+          <w:sz w:val="24"/>
+        </w:rPr>
+        <w:t>Богородицю</w:t>
+      </w:r>
+      <w:r>
+        <w:rPr>
+          <w:rFonts w:ascii="Times New Roman" w:hAnsi="Times New Roman"/>
+          <w:color w:val="000000"/>
+          <w:sz w:val="24"/>
+        </w:rPr>
+        <w:t xml:space="preserve"> </w:t>
+      </w:r>
+      <w:r>
+        <w:rPr>
+          <w:rFonts w:ascii="Times New Roman" w:hAnsi="Times New Roman"/>
+          <w:color w:val="000000"/>
+          <w:sz w:val="24"/>
+        </w:rPr>
+        <w:t>і</w:t>
+      </w:r>
+      <w:r>
+        <w:rPr>
+          <w:rFonts w:ascii="Times New Roman" w:hAnsi="Times New Roman"/>
+          <w:color w:val="000000"/>
+          <w:sz w:val="24"/>
+        </w:rPr>
+        <w:t xml:space="preserve"> </w:t>
+      </w:r>
+      <w:r>
+        <w:rPr>
+          <w:rFonts w:ascii="Times New Roman" w:hAnsi="Times New Roman"/>
+          <w:color w:val="000000"/>
+          <w:sz w:val="24"/>
+        </w:rPr>
+        <w:t>приснодіву</w:t>
+      </w:r>
+      <w:r>
+        <w:rPr>
+          <w:rFonts w:ascii="Times New Roman" w:hAnsi="Times New Roman"/>
+          <w:color w:val="000000"/>
+          <w:sz w:val="24"/>
+        </w:rPr>
+        <w:t xml:space="preserve"> </w:t>
+      </w:r>
+      <w:r>
+        <w:rPr>
+          <w:rFonts w:ascii="Times New Roman" w:hAnsi="Times New Roman"/>
+          <w:color w:val="000000"/>
+          <w:sz w:val="24"/>
+        </w:rPr>
+        <w:t>Марію,</w:t>
+      </w:r>
+      <w:r>
+        <w:rPr>
+          <w:rFonts w:ascii="Times New Roman" w:hAnsi="Times New Roman"/>
+          <w:color w:val="000000"/>
+          <w:sz w:val="24"/>
+        </w:rPr>
+        <w:t xml:space="preserve"> </w:t>
+      </w:r>
+      <w:r>
+        <w:rPr>
+          <w:rFonts w:ascii="Times New Roman" w:hAnsi="Times New Roman"/>
+          <w:color w:val="000000"/>
+          <w:sz w:val="24"/>
+        </w:rPr>
+        <w:t>з</w:t>
+      </w:r>
+      <w:r>
+        <w:rPr>
+          <w:rFonts w:ascii="Times New Roman" w:hAnsi="Times New Roman"/>
+          <w:color w:val="000000"/>
+          <w:sz w:val="24"/>
+        </w:rPr>
+        <w:t xml:space="preserve"> </w:t>
+      </w:r>
+      <w:r>
+        <w:rPr>
+          <w:rFonts w:ascii="Times New Roman" w:hAnsi="Times New Roman"/>
+          <w:color w:val="000000"/>
+          <w:sz w:val="24"/>
+        </w:rPr>
+        <w:t>усіма</w:t>
+      </w:r>
+      <w:r>
+        <w:rPr>
+          <w:rFonts w:ascii="Times New Roman" w:hAnsi="Times New Roman"/>
+          <w:color w:val="000000"/>
+          <w:sz w:val="24"/>
+        </w:rPr>
+        <w:t xml:space="preserve"> </w:t>
+      </w:r>
+      <w:r>
+        <w:rPr>
+          <w:rFonts w:ascii="Times New Roman" w:hAnsi="Times New Roman"/>
+          <w:color w:val="000000"/>
+          <w:sz w:val="24"/>
+        </w:rPr>
+        <w:t>святими</w:t>
+      </w:r>
+      <w:r>
+        <w:rPr>
+          <w:rFonts w:ascii="Times New Roman" w:hAnsi="Times New Roman"/>
+          <w:color w:val="000000"/>
+          <w:sz w:val="24"/>
+        </w:rPr>
+        <w:t xml:space="preserve"> </w:t>
+      </w:r>
+      <w:r>
+        <w:rPr>
+          <w:rFonts w:ascii="Times New Roman" w:hAnsi="Times New Roman"/>
+          <w:color w:val="000000"/>
+          <w:sz w:val="24"/>
+        </w:rPr>
+        <w:t>пом’янувши,</w:t>
+      </w:r>
+      <w:r>
+        <w:rPr>
+          <w:rFonts w:ascii="Times New Roman" w:hAnsi="Times New Roman"/>
+          <w:color w:val="000000"/>
+          <w:sz w:val="24"/>
+        </w:rPr>
+        <w:t xml:space="preserve"> </w:t>
+      </w:r>
+      <w:r>
+        <w:rPr>
+          <w:rFonts w:ascii="Times New Roman" w:hAnsi="Times New Roman"/>
+          <w:color w:val="000000"/>
+          <w:sz w:val="24"/>
+        </w:rPr>
+        <w:t>самих</w:t>
+      </w:r>
+      <w:r>
+        <w:rPr>
+          <w:rFonts w:ascii="Times New Roman" w:hAnsi="Times New Roman"/>
+          <w:color w:val="000000"/>
+          <w:sz w:val="24"/>
+        </w:rPr>
+        <w:t xml:space="preserve"> </w:t>
+      </w:r>
+      <w:r>
+        <w:rPr>
+          <w:rFonts w:ascii="Times New Roman" w:hAnsi="Times New Roman"/>
+          <w:color w:val="000000"/>
+          <w:sz w:val="24"/>
+        </w:rPr>
+        <w:t>себе,</w:t>
+      </w:r>
+      <w:r>
+        <w:rPr>
+          <w:rFonts w:ascii="Times New Roman" w:hAnsi="Times New Roman"/>
+          <w:color w:val="000000"/>
+          <w:sz w:val="24"/>
+        </w:rPr>
+        <w:t xml:space="preserve"> </w:t>
+      </w:r>
+      <w:r>
+        <w:rPr>
+          <w:rFonts w:ascii="Times New Roman" w:hAnsi="Times New Roman"/>
+          <w:color w:val="000000"/>
+          <w:sz w:val="24"/>
+        </w:rPr>
+        <w:t>і</w:t>
+      </w:r>
+      <w:r>
+        <w:rPr>
+          <w:rFonts w:ascii="Times New Roman" w:hAnsi="Times New Roman"/>
+          <w:color w:val="000000"/>
+          <w:sz w:val="24"/>
+        </w:rPr>
+        <w:t xml:space="preserve"> </w:t>
+      </w:r>
+      <w:r>
+        <w:rPr>
+          <w:rFonts w:ascii="Times New Roman" w:hAnsi="Times New Roman"/>
+          <w:color w:val="000000"/>
+          <w:sz w:val="24"/>
+        </w:rPr>
+        <w:t>один</w:t>
+      </w:r>
+      <w:r>
+        <w:rPr>
+          <w:rFonts w:ascii="Times New Roman" w:hAnsi="Times New Roman"/>
+          <w:color w:val="000000"/>
+          <w:sz w:val="24"/>
+        </w:rPr>
+        <w:t xml:space="preserve"> </w:t>
+      </w:r>
+      <w:r>
+        <w:rPr>
+          <w:rFonts w:ascii="Times New Roman" w:hAnsi="Times New Roman"/>
+          <w:color w:val="000000"/>
+          <w:sz w:val="24"/>
+        </w:rPr>
+        <w:t>одного,</w:t>
+      </w:r>
+      <w:r>
+        <w:rPr>
+          <w:rFonts w:ascii="Times New Roman" w:hAnsi="Times New Roman"/>
+          <w:color w:val="000000"/>
+          <w:sz w:val="24"/>
+        </w:rPr>
+        <w:t xml:space="preserve"> </w:t>
+      </w:r>
+      <w:r>
+        <w:rPr>
+          <w:rFonts w:ascii="Times New Roman" w:hAnsi="Times New Roman"/>
+          <w:color w:val="000000"/>
+          <w:sz w:val="24"/>
+        </w:rPr>
+        <w:t>і</w:t>
+      </w:r>
+      <w:r>
+        <w:rPr>
+          <w:rFonts w:ascii="Times New Roman" w:hAnsi="Times New Roman"/>
+          <w:color w:val="000000"/>
+          <w:sz w:val="24"/>
+        </w:rPr>
+        <w:t xml:space="preserve"> </w:t>
+      </w:r>
+      <w:r>
+        <w:rPr>
+          <w:rFonts w:ascii="Times New Roman" w:hAnsi="Times New Roman"/>
+          <w:color w:val="000000"/>
+          <w:sz w:val="24"/>
+        </w:rPr>
+        <w:t>все</w:t>
+      </w:r>
+      <w:r>
+        <w:rPr>
+          <w:rFonts w:ascii="Times New Roman" w:hAnsi="Times New Roman"/>
+          <w:color w:val="000000"/>
+          <w:sz w:val="24"/>
+        </w:rPr>
+        <w:t xml:space="preserve"> </w:t>
+      </w:r>
+      <w:r>
+        <w:rPr>
+          <w:rFonts w:ascii="Times New Roman" w:hAnsi="Times New Roman"/>
+          <w:color w:val="000000"/>
+          <w:sz w:val="24"/>
+        </w:rPr>
+        <w:t>життя</w:t>
+      </w:r>
+      <w:r>
+        <w:rPr>
+          <w:rFonts w:ascii="Times New Roman" w:hAnsi="Times New Roman"/>
+          <w:color w:val="000000"/>
+          <w:sz w:val="24"/>
+        </w:rPr>
+        <w:t xml:space="preserve"> </w:t>
+      </w:r>
+      <w:r>
+        <w:rPr>
+          <w:rFonts w:ascii="Times New Roman" w:hAnsi="Times New Roman"/>
+          <w:color w:val="000000"/>
+          <w:sz w:val="24"/>
+        </w:rPr>
+        <w:t>наше</w:t>
+      </w:r>
+      <w:r>
+        <w:rPr>
+          <w:rFonts w:ascii="Times New Roman" w:hAnsi="Times New Roman"/>
+          <w:color w:val="000000"/>
+          <w:sz w:val="24"/>
+        </w:rPr>
+        <w:t xml:space="preserve"> </w:t>
+      </w:r>
+      <w:r>
+        <w:rPr>
+          <w:rFonts w:ascii="Times New Roman" w:hAnsi="Times New Roman"/>
+          <w:color w:val="000000"/>
+          <w:sz w:val="24"/>
+        </w:rPr>
+        <w:t>Христу</w:t>
+      </w:r>
+      <w:r>
+        <w:rPr>
+          <w:rFonts w:ascii="Times New Roman" w:hAnsi="Times New Roman"/>
+          <w:color w:val="000000"/>
+          <w:sz w:val="24"/>
+        </w:rPr>
+        <w:t xml:space="preserve"> </w:t>
+      </w:r>
+      <w:r>
+        <w:rPr>
+          <w:rFonts w:ascii="Times New Roman" w:hAnsi="Times New Roman"/>
+          <w:color w:val="000000"/>
+          <w:sz w:val="24"/>
+        </w:rPr>
+        <w:t>Богові</w:t>
+      </w:r>
+      <w:r>
+        <w:rPr>
+          <w:rFonts w:ascii="Times New Roman" w:hAnsi="Times New Roman"/>
+          <w:color w:val="000000"/>
+          <w:sz w:val="24"/>
+        </w:rPr>
+        <w:t xml:space="preserve"> </w:t>
+      </w:r>
+      <w:r>
+        <w:rPr>
+          <w:rFonts w:ascii="Times New Roman" w:hAnsi="Times New Roman"/>
+          <w:color w:val="000000"/>
+          <w:sz w:val="24"/>
+        </w:rPr>
+        <w:t>віддаймо.</w:t>
+      </w:r>
+    </w:p>
+    <w:p>
+      <w:pPr>
+        <w:spacing w:after="120"/>
+      </w:pPr>
+      <w:r>
+        <w:rPr>
+          <w:rFonts w:ascii="Times New Roman" w:hAnsi="Times New Roman"/>
+          <w:i/>
+          <w:color w:val="FF4400"/>
+          <w:sz w:val="24"/>
         </w:rPr>
         <w:t>Вірні:</w:t>
       </w:r>
       <w:r>
         <w:rPr>
-          <w:rFonts w:ascii="Times New Roman" w:eastAsia="Times New Roman" w:hAnsi="Times New Roman" w:cs="Times New Roman"/>
-          <w:sz w:val="24"/>
-          <w:szCs w:val="24"/>
-        </w:rPr>
-        <w:t xml:space="preserve"> Тобі, Господи.</w:t>
+          <w:rFonts w:ascii="Times New Roman" w:hAnsi="Times New Roman"/>
+          <w:color w:val="000000"/>
+          <w:sz w:val="24"/>
+        </w:rPr>
+        <w:t xml:space="preserve"> </w:t>
+      </w:r>
+      <w:r>
+        <w:rPr>
+          <w:rFonts w:ascii="Times New Roman" w:hAnsi="Times New Roman"/>
+          <w:color w:val="000000"/>
+          <w:sz w:val="24"/>
+        </w:rPr>
+        <w:t>Тобі́,</w:t>
+      </w:r>
+      <w:r>
+        <w:rPr>
+          <w:rFonts w:ascii="Times New Roman" w:hAnsi="Times New Roman"/>
+          <w:color w:val="000000"/>
+          <w:sz w:val="24"/>
+        </w:rPr>
+        <w:t xml:space="preserve"> </w:t>
+      </w:r>
+      <w:r>
+        <w:rPr>
+          <w:rFonts w:ascii="Times New Roman" w:hAnsi="Times New Roman"/>
+          <w:color w:val="000000"/>
+          <w:sz w:val="24"/>
+        </w:rPr>
+        <w:t>Го́споди.</w:t>
       </w:r>
     </w:p>
     <w:p>
@@ -14660,41 +15933,347 @@
     </w:p>
     <w:p>
       <w:pPr>
-        <w:spacing w:after="120" w:line="240" w:lineRule="auto"/>
-        <w:jc w:val="both"/>
-        <w:rPr>
-          <w:rFonts w:ascii="Times New Roman" w:eastAsia="Times New Roman" w:hAnsi="Times New Roman" w:cs="Times New Roman"/>
-          <w:sz w:val="24"/>
-          <w:szCs w:val="24"/>
-        </w:rPr>
-      </w:pPr>
-      <w:r>
-        <w:rPr>
-          <w:rFonts w:ascii="Times New Roman" w:eastAsia="Times New Roman" w:hAnsi="Times New Roman" w:cs="Times New Roman"/>
-          <w:i/>
-          <w:color w:val="FF0000"/>
-          <w:sz w:val="24"/>
-          <w:szCs w:val="24"/>
-        </w:rPr>
-        <w:t>Священик:</w:t>
-      </w:r>
-      <w:r>
-        <w:rPr>
-          <w:rFonts w:ascii="Times New Roman" w:eastAsia="Times New Roman" w:hAnsi="Times New Roman" w:cs="Times New Roman"/>
-          <w:i/>
-          <w:color w:val="FF0000"/>
-          <w:sz w:val="24"/>
-          <w:szCs w:val="24"/>
-        </w:rPr>
-        <w:t> </w:t>
-      </w:r>
-      <w:r>
-        <w:rPr>
-          <w:rFonts w:ascii="Times New Roman" w:eastAsia="Times New Roman" w:hAnsi="Times New Roman" w:cs="Times New Roman"/>
-          <w:sz w:val="24"/>
-          <w:szCs w:val="24"/>
-        </w:rPr>
-        <w:t>Бо Ти Бог наш і Тобі славу возсилаємо: Отцю, і Сину, і Святому Духові, нині і повсякчас, і на віки віків.</w:t>
+        <w:spacing w:after="120"/>
+        <w:jc w:val="both"/>
+      </w:pPr>
+      <w:r>
+        <w:rPr>
+          <w:rFonts w:ascii="Times New Roman" w:hAnsi="Times New Roman"/>
+          <w:i/>
+          <w:color w:val="FF0000"/>
+          <w:sz w:val="24"/>
+        </w:rPr>
+        <w:t>Священник:</w:t>
+      </w:r>
+      <w:r>
+        <w:rPr>
+          <w:rFonts w:ascii="Times New Roman" w:hAnsi="Times New Roman"/>
+          <w:i/>
+          <w:color w:val="FF0000"/>
+          <w:sz w:val="24"/>
+        </w:rPr>
+        <w:t xml:space="preserve"> </w:t>
+      </w:r>
+      <w:r>
+        <w:rPr>
+          <w:rFonts w:ascii="Times New Roman" w:hAnsi="Times New Roman"/>
+          <w:color w:val="000000"/>
+          <w:sz w:val="24"/>
+        </w:rPr>
+        <w:t>Бо</w:t>
+      </w:r>
+      <w:r>
+        <w:rPr>
+          <w:rFonts w:ascii="Times New Roman" w:hAnsi="Times New Roman"/>
+          <w:color w:val="000000"/>
+          <w:sz w:val="24"/>
+        </w:rPr>
+        <w:t xml:space="preserve"> </w:t>
+      </w:r>
+      <w:r>
+        <w:rPr>
+          <w:rFonts w:ascii="Times New Roman" w:hAnsi="Times New Roman"/>
+          <w:color w:val="000000"/>
+          <w:sz w:val="24"/>
+        </w:rPr>
+        <w:t>Ти</w:t>
+      </w:r>
+      <w:r>
+        <w:rPr>
+          <w:rFonts w:ascii="Times New Roman" w:hAnsi="Times New Roman"/>
+          <w:color w:val="000000"/>
+          <w:sz w:val="24"/>
+        </w:rPr>
+        <w:t xml:space="preserve"> </w:t>
+      </w:r>
+      <w:r>
+        <w:rPr>
+          <w:rFonts w:ascii="Times New Roman" w:hAnsi="Times New Roman"/>
+          <w:color w:val="000000"/>
+          <w:sz w:val="24"/>
+        </w:rPr>
+        <w:t>Бог</w:t>
+      </w:r>
+      <w:r>
+        <w:rPr>
+          <w:rFonts w:ascii="Times New Roman" w:hAnsi="Times New Roman"/>
+          <w:color w:val="000000"/>
+          <w:sz w:val="24"/>
+        </w:rPr>
+        <w:t xml:space="preserve"> </w:t>
+      </w:r>
+      <w:r>
+        <w:rPr>
+          <w:rFonts w:ascii="Times New Roman" w:hAnsi="Times New Roman"/>
+          <w:color w:val="000000"/>
+          <w:sz w:val="24"/>
+        </w:rPr>
+        <w:t>наш</w:t>
+      </w:r>
+      <w:r>
+        <w:rPr>
+          <w:rFonts w:ascii="Times New Roman" w:hAnsi="Times New Roman"/>
+          <w:color w:val="000000"/>
+          <w:sz w:val="24"/>
+        </w:rPr>
+        <w:t xml:space="preserve"> </w:t>
+      </w:r>
+      <w:r>
+        <w:rPr>
+          <w:rFonts w:ascii="Times New Roman" w:hAnsi="Times New Roman"/>
+          <w:color w:val="000000"/>
+          <w:sz w:val="24"/>
+        </w:rPr>
+        <w:t>і</w:t>
+      </w:r>
+      <w:r>
+        <w:rPr>
+          <w:rFonts w:ascii="Times New Roman" w:hAnsi="Times New Roman"/>
+          <w:color w:val="000000"/>
+          <w:sz w:val="24"/>
+        </w:rPr>
+        <w:t xml:space="preserve"> </w:t>
+      </w:r>
+      <w:r>
+        <w:rPr>
+          <w:rFonts w:ascii="Times New Roman" w:hAnsi="Times New Roman"/>
+          <w:color w:val="000000"/>
+          <w:sz w:val="24"/>
+        </w:rPr>
+        <w:t>Тобі</w:t>
+      </w:r>
+      <w:r>
+        <w:rPr>
+          <w:rFonts w:ascii="Times New Roman" w:hAnsi="Times New Roman"/>
+          <w:color w:val="000000"/>
+          <w:sz w:val="24"/>
+        </w:rPr>
+        <w:t xml:space="preserve"> </w:t>
+      </w:r>
+      <w:r>
+        <w:rPr>
+          <w:rFonts w:ascii="Times New Roman" w:hAnsi="Times New Roman"/>
+          <w:color w:val="000000"/>
+          <w:sz w:val="24"/>
+        </w:rPr>
+        <w:t>славу</w:t>
+      </w:r>
+      <w:r>
+        <w:rPr>
+          <w:rFonts w:ascii="Times New Roman" w:hAnsi="Times New Roman"/>
+          <w:color w:val="000000"/>
+          <w:sz w:val="24"/>
+        </w:rPr>
+        <w:t xml:space="preserve"> </w:t>
+      </w:r>
+      <w:r>
+        <w:rPr>
+          <w:rFonts w:ascii="Times New Roman" w:hAnsi="Times New Roman"/>
+          <w:color w:val="000000"/>
+          <w:sz w:val="24"/>
+        </w:rPr>
+        <w:t>возсилаємо:</w:t>
+      </w:r>
+      <w:r>
+        <w:rPr>
+          <w:rFonts w:ascii="Times New Roman" w:hAnsi="Times New Roman"/>
+          <w:color w:val="000000"/>
+          <w:sz w:val="24"/>
+        </w:rPr>
+        <w:t xml:space="preserve"> </w:t>
+      </w:r>
+      <w:r>
+        <w:rPr>
+          <w:rFonts w:ascii="Times New Roman" w:hAnsi="Times New Roman"/>
+          <w:color w:val="000000"/>
+          <w:sz w:val="24"/>
+        </w:rPr>
+        <w:t>Отцю,</w:t>
+      </w:r>
+      <w:r>
+        <w:rPr>
+          <w:rFonts w:ascii="Times New Roman" w:hAnsi="Times New Roman"/>
+          <w:color w:val="000000"/>
+          <w:sz w:val="24"/>
+        </w:rPr>
+        <w:t xml:space="preserve"> </w:t>
+      </w:r>
+      <w:r>
+        <w:rPr>
+          <w:rFonts w:ascii="Times New Roman" w:hAnsi="Times New Roman"/>
+          <w:color w:val="000000"/>
+          <w:sz w:val="24"/>
+        </w:rPr>
+        <w:t>і</w:t>
+      </w:r>
+      <w:r>
+        <w:rPr>
+          <w:rFonts w:ascii="Times New Roman" w:hAnsi="Times New Roman"/>
+          <w:color w:val="000000"/>
+          <w:sz w:val="24"/>
+        </w:rPr>
+        <w:t xml:space="preserve"> </w:t>
+      </w:r>
+      <w:r>
+        <w:rPr>
+          <w:rFonts w:ascii="Times New Roman" w:hAnsi="Times New Roman"/>
+          <w:color w:val="000000"/>
+          <w:sz w:val="24"/>
+        </w:rPr>
+        <w:t>Сину,</w:t>
+      </w:r>
+      <w:r>
+        <w:rPr>
+          <w:rFonts w:ascii="Times New Roman" w:hAnsi="Times New Roman"/>
+          <w:color w:val="000000"/>
+          <w:sz w:val="24"/>
+        </w:rPr>
+        <w:t xml:space="preserve"> </w:t>
+      </w:r>
+      <w:r>
+        <w:rPr>
+          <w:rFonts w:ascii="Times New Roman" w:hAnsi="Times New Roman"/>
+          <w:color w:val="000000"/>
+          <w:sz w:val="24"/>
+        </w:rPr>
+        <w:t>і</w:t>
+      </w:r>
+      <w:r>
+        <w:rPr>
+          <w:rFonts w:ascii="Times New Roman" w:hAnsi="Times New Roman"/>
+          <w:color w:val="000000"/>
+          <w:sz w:val="24"/>
+        </w:rPr>
+        <w:t xml:space="preserve"> </w:t>
+      </w:r>
+      <w:r>
+        <w:rPr>
+          <w:rFonts w:ascii="Times New Roman" w:hAnsi="Times New Roman"/>
+          <w:color w:val="000000"/>
+          <w:sz w:val="24"/>
+        </w:rPr>
+        <w:t>Святому</w:t>
+      </w:r>
+      <w:r>
+        <w:rPr>
+          <w:rFonts w:ascii="Times New Roman" w:hAnsi="Times New Roman"/>
+          <w:color w:val="000000"/>
+          <w:sz w:val="24"/>
+        </w:rPr>
+        <w:t xml:space="preserve"> </w:t>
+      </w:r>
+      <w:r>
+        <w:rPr>
+          <w:rFonts w:ascii="Times New Roman" w:hAnsi="Times New Roman"/>
+          <w:color w:val="000000"/>
+          <w:sz w:val="24"/>
+        </w:rPr>
+        <w:t>Духові</w:t>
+      </w:r>
+      <w:r>
+        <w:rPr>
+          <w:rFonts w:ascii="Times New Roman" w:hAnsi="Times New Roman"/>
+          <w:sz w:val="24"/>
+        </w:rPr>
+        <w:t>,</w:t>
+      </w:r>
+      <w:r>
+        <w:rPr>
+          <w:rFonts w:ascii="Times New Roman" w:hAnsi="Times New Roman"/>
+          <w:sz w:val="24"/>
+        </w:rPr>
+        <w:t xml:space="preserve"> </w:t>
+      </w:r>
+      <w:r>
+        <w:rPr>
+          <w:rFonts w:ascii="Times New Roman" w:hAnsi="Times New Roman"/>
+          <w:sz w:val="24"/>
+        </w:rPr>
+        <w:t>нині,</w:t>
+      </w:r>
+      <w:r>
+        <w:rPr>
+          <w:rFonts w:ascii="Times New Roman" w:hAnsi="Times New Roman"/>
+          <w:sz w:val="24"/>
+        </w:rPr>
+        <w:t xml:space="preserve"> </w:t>
+      </w:r>
+      <w:r>
+        <w:rPr>
+          <w:rFonts w:ascii="Times New Roman" w:hAnsi="Times New Roman"/>
+          <w:sz w:val="24"/>
+        </w:rPr>
+        <w:t>і</w:t>
+      </w:r>
+      <w:r>
+        <w:rPr>
+          <w:rFonts w:ascii="Times New Roman" w:hAnsi="Times New Roman"/>
+          <w:sz w:val="24"/>
+        </w:rPr>
+        <w:t xml:space="preserve"> </w:t>
+      </w:r>
+      <w:r>
+        <w:rPr>
+          <w:rFonts w:ascii="Times New Roman" w:hAnsi="Times New Roman"/>
+          <w:sz w:val="24"/>
+        </w:rPr>
+        <w:t>повсякчас,</w:t>
+      </w:r>
+      <w:r>
+        <w:rPr>
+          <w:rFonts w:ascii="Times New Roman" w:hAnsi="Times New Roman"/>
+          <w:sz w:val="24"/>
+        </w:rPr>
+        <w:t xml:space="preserve"> </w:t>
+      </w:r>
+      <w:r>
+        <w:rPr>
+          <w:rFonts w:ascii="Times New Roman" w:hAnsi="Times New Roman"/>
+          <w:sz w:val="24"/>
+        </w:rPr>
+        <w:t>і</w:t>
+      </w:r>
+      <w:r>
+        <w:rPr>
+          <w:rFonts w:ascii="Times New Roman" w:hAnsi="Times New Roman"/>
+          <w:sz w:val="24"/>
+        </w:rPr>
+        <w:t xml:space="preserve"> </w:t>
+      </w:r>
+      <w:r>
+        <w:rPr>
+          <w:rFonts w:ascii="Times New Roman" w:hAnsi="Times New Roman"/>
+          <w:sz w:val="24"/>
+        </w:rPr>
+        <w:t>на</w:t>
+      </w:r>
+      <w:r>
+        <w:rPr>
+          <w:rFonts w:ascii="Times New Roman" w:hAnsi="Times New Roman"/>
+          <w:sz w:val="24"/>
+        </w:rPr>
+        <w:t xml:space="preserve"> </w:t>
+      </w:r>
+      <w:r>
+        <w:rPr>
+          <w:rFonts w:ascii="Times New Roman" w:hAnsi="Times New Roman"/>
+          <w:sz w:val="24"/>
+        </w:rPr>
+        <w:t>віки</w:t>
+      </w:r>
+      <w:r>
+        <w:rPr>
+          <w:rFonts w:ascii="Times New Roman" w:hAnsi="Times New Roman"/>
+          <w:sz w:val="24"/>
+        </w:rPr>
+        <w:t xml:space="preserve"> </w:t>
+      </w:r>
+      <w:r>
+        <w:rPr>
+          <w:rFonts w:ascii="Times New Roman" w:hAnsi="Times New Roman"/>
+          <w:sz w:val="24"/>
+        </w:rPr>
+        <w:t>віків.</w:t>
       </w:r>
     </w:p>
     <w:p>
@@ -14824,7 +16403,7 @@
           <w:sz w:val="24"/>
           <w:szCs w:val="24"/>
         </w:rPr>
-        <w:t>Ірмос 4</w:t>
+        <w:t>Ірмос 4</w:t>
       </w:r>
       <w:r>
         <w:rPr>
@@ -15028,7 +16607,7 @@
           <w:sz w:val="24"/>
           <w:szCs w:val="24"/>
         </w:rPr>
-        <w:t>Ірмос 5</w:t>
+        <w:t>Ірмос 5</w:t>
       </w:r>
       <w:r>
         <w:rPr>
@@ -15170,7 +16749,7 @@
           <w:sz w:val="24"/>
           <w:szCs w:val="24"/>
         </w:rPr>
-        <w:t>Ірмос 6</w:t>
+        <w:t>Ірмос 6</w:t>
       </w:r>
       <w:r>
         <w:rPr>
@@ -15356,168 +16935,794 @@
     </w:p>
     <w:p>
       <w:pPr>
+        <w:spacing w:after="120"/>
+      </w:pPr>
+      <w:r>
+        <w:rPr>
+          <w:rFonts w:ascii="Times New Roman" w:hAnsi="Times New Roman"/>
+          <w:color w:val="000000"/>
+          <w:sz w:val="24"/>
+        </w:rPr>
+        <w:t>Ще</w:t>
+      </w:r>
+      <w:r>
+        <w:rPr>
+          <w:rFonts w:ascii="Times New Roman" w:hAnsi="Times New Roman"/>
+          <w:color w:val="000000"/>
+          <w:sz w:val="24"/>
+        </w:rPr>
+        <w:t xml:space="preserve"> </w:t>
+      </w:r>
+      <w:r>
+        <w:rPr>
+          <w:rFonts w:ascii="Times New Roman" w:hAnsi="Times New Roman"/>
+          <w:color w:val="000000"/>
+          <w:sz w:val="24"/>
+        </w:rPr>
+        <w:t>і</w:t>
+      </w:r>
+      <w:r>
+        <w:rPr>
+          <w:rFonts w:ascii="Times New Roman" w:hAnsi="Times New Roman"/>
+          <w:color w:val="000000"/>
+          <w:sz w:val="24"/>
+        </w:rPr>
+        <w:t xml:space="preserve"> </w:t>
+      </w:r>
+      <w:r>
+        <w:rPr>
+          <w:rFonts w:ascii="Times New Roman" w:hAnsi="Times New Roman"/>
+          <w:color w:val="000000"/>
+          <w:sz w:val="24"/>
+        </w:rPr>
+        <w:t>ще</w:t>
+      </w:r>
+      <w:r>
+        <w:rPr>
+          <w:rFonts w:ascii="Times New Roman" w:hAnsi="Times New Roman"/>
+          <w:color w:val="000000"/>
+          <w:sz w:val="24"/>
+        </w:rPr>
+        <w:t xml:space="preserve"> </w:t>
+      </w:r>
+      <w:r>
+        <w:rPr>
+          <w:rFonts w:ascii="Times New Roman" w:hAnsi="Times New Roman"/>
+          <w:color w:val="000000"/>
+          <w:sz w:val="24"/>
+        </w:rPr>
+        <w:t>в</w:t>
+      </w:r>
+      <w:r>
+        <w:rPr>
+          <w:rFonts w:ascii="Times New Roman" w:hAnsi="Times New Roman"/>
+          <w:color w:val="000000"/>
+          <w:sz w:val="24"/>
+        </w:rPr>
+        <w:t xml:space="preserve"> </w:t>
+      </w:r>
+      <w:r>
+        <w:rPr>
+          <w:rFonts w:ascii="Times New Roman" w:hAnsi="Times New Roman"/>
+          <w:color w:val="000000"/>
+          <w:sz w:val="24"/>
+        </w:rPr>
+        <w:t>мирі</w:t>
+      </w:r>
+      <w:r>
+        <w:rPr>
+          <w:rFonts w:ascii="Times New Roman" w:hAnsi="Times New Roman"/>
+          <w:color w:val="000000"/>
+          <w:sz w:val="24"/>
+        </w:rPr>
+        <w:t xml:space="preserve"> </w:t>
+      </w:r>
+      <w:r>
+        <w:rPr>
+          <w:rFonts w:ascii="Times New Roman" w:hAnsi="Times New Roman"/>
+          <w:color w:val="000000"/>
+          <w:sz w:val="24"/>
+        </w:rPr>
+        <w:t>Господеві</w:t>
+      </w:r>
+      <w:r>
+        <w:rPr>
+          <w:rFonts w:ascii="Times New Roman" w:hAnsi="Times New Roman"/>
+          <w:color w:val="000000"/>
+          <w:sz w:val="24"/>
+        </w:rPr>
+        <w:t xml:space="preserve"> </w:t>
+      </w:r>
+      <w:r>
+        <w:rPr>
+          <w:rFonts w:ascii="Times New Roman" w:hAnsi="Times New Roman"/>
+          <w:color w:val="000000"/>
+          <w:sz w:val="24"/>
+        </w:rPr>
+        <w:t>помолімся.</w:t>
+      </w:r>
+    </w:p>
+    <w:p>
+      <w:pPr>
+        <w:spacing w:after="120"/>
+      </w:pPr>
+      <w:r>
+        <w:rPr>
+          <w:rFonts w:ascii="Times New Roman" w:hAnsi="Times New Roman"/>
+          <w:i/>
+          <w:color w:val="FF4400"/>
+          <w:sz w:val="24"/>
+        </w:rPr>
+        <w:t>Вірні:</w:t>
+      </w:r>
+      <w:r>
+        <w:rPr>
+          <w:rFonts w:ascii="Times New Roman" w:hAnsi="Times New Roman"/>
+          <w:color w:val="000000"/>
+          <w:sz w:val="24"/>
+        </w:rPr>
+        <w:t xml:space="preserve"> </w:t>
+      </w:r>
+      <w:r>
+        <w:rPr>
+          <w:rFonts w:ascii="Times New Roman" w:hAnsi="Times New Roman"/>
+          <w:color w:val="000000"/>
+          <w:sz w:val="24"/>
+        </w:rPr>
+        <w:t>Го́споди,</w:t>
+      </w:r>
+      <w:r>
+        <w:rPr>
+          <w:rFonts w:ascii="Times New Roman" w:hAnsi="Times New Roman"/>
+          <w:color w:val="000000"/>
+          <w:sz w:val="24"/>
+        </w:rPr>
+        <w:t xml:space="preserve"> </w:t>
+      </w:r>
+      <w:r>
+        <w:rPr>
+          <w:rFonts w:ascii="Times New Roman" w:hAnsi="Times New Roman"/>
+          <w:color w:val="000000"/>
+          <w:sz w:val="24"/>
+        </w:rPr>
+        <w:t>поми́луй.</w:t>
+      </w:r>
+    </w:p>
+    <w:p>
+      <w:pPr>
+        <w:spacing w:after="120"/>
+      </w:pPr>
+      <w:r>
+        <w:rPr>
+          <w:rFonts w:ascii="Times New Roman" w:hAnsi="Times New Roman"/>
+          <w:sz w:val="24"/>
+        </w:rPr>
+        <w:t>Заступи,</w:t>
+      </w:r>
+      <w:r>
+        <w:rPr>
+          <w:rFonts w:ascii="Times New Roman" w:hAnsi="Times New Roman"/>
+          <w:sz w:val="24"/>
+        </w:rPr>
+        <w:t xml:space="preserve"> </w:t>
+      </w:r>
+      <w:r>
+        <w:rPr>
+          <w:rFonts w:ascii="Times New Roman" w:hAnsi="Times New Roman"/>
+          <w:sz w:val="24"/>
+        </w:rPr>
+        <w:t>спаси,</w:t>
+      </w:r>
+      <w:r>
+        <w:rPr>
+          <w:rFonts w:ascii="Times New Roman" w:hAnsi="Times New Roman"/>
+          <w:sz w:val="24"/>
+        </w:rPr>
+        <w:t xml:space="preserve"> </w:t>
+      </w:r>
+      <w:r>
+        <w:rPr>
+          <w:rFonts w:ascii="Times New Roman" w:hAnsi="Times New Roman"/>
+          <w:sz w:val="24"/>
+        </w:rPr>
+        <w:t>помилуй</w:t>
+      </w:r>
+      <w:r>
+        <w:rPr>
+          <w:rFonts w:ascii="Times New Roman" w:hAnsi="Times New Roman"/>
+          <w:sz w:val="24"/>
+        </w:rPr>
+        <w:t xml:space="preserve"> </w:t>
+      </w:r>
+      <w:r>
+        <w:rPr>
+          <w:rFonts w:ascii="Times New Roman" w:hAnsi="Times New Roman"/>
+          <w:sz w:val="24"/>
+        </w:rPr>
+        <w:t>і</w:t>
+      </w:r>
+      <w:r>
+        <w:rPr>
+          <w:rFonts w:ascii="Times New Roman" w:hAnsi="Times New Roman"/>
+          <w:sz w:val="24"/>
+        </w:rPr>
+        <w:t xml:space="preserve"> </w:t>
+      </w:r>
+      <w:r>
+        <w:rPr>
+          <w:rFonts w:ascii="Times New Roman" w:hAnsi="Times New Roman"/>
+          <w:sz w:val="24"/>
+        </w:rPr>
+        <w:t>охорони</w:t>
+      </w:r>
+      <w:r>
+        <w:rPr>
+          <w:rFonts w:ascii="Times New Roman" w:hAnsi="Times New Roman"/>
+          <w:sz w:val="24"/>
+        </w:rPr>
+        <w:t xml:space="preserve"> </w:t>
+      </w:r>
+      <w:r>
+        <w:rPr>
+          <w:rFonts w:ascii="Times New Roman" w:hAnsi="Times New Roman"/>
+          <w:sz w:val="24"/>
+        </w:rPr>
+        <w:t>нас,</w:t>
+      </w:r>
+      <w:r>
+        <w:rPr>
+          <w:rFonts w:ascii="Times New Roman" w:hAnsi="Times New Roman"/>
+          <w:sz w:val="24"/>
+        </w:rPr>
+        <w:t xml:space="preserve"> </w:t>
+      </w:r>
+      <w:r>
+        <w:rPr>
+          <w:rFonts w:ascii="Times New Roman" w:hAnsi="Times New Roman"/>
+          <w:sz w:val="24"/>
+        </w:rPr>
+        <w:t>Боже,</w:t>
+      </w:r>
+      <w:r>
+        <w:rPr>
+          <w:rFonts w:ascii="Times New Roman" w:hAnsi="Times New Roman"/>
+          <w:sz w:val="24"/>
+        </w:rPr>
+        <w:t xml:space="preserve"> </w:t>
+      </w:r>
+      <w:r>
+        <w:rPr>
+          <w:rFonts w:ascii="Times New Roman" w:hAnsi="Times New Roman"/>
+          <w:sz w:val="24"/>
+        </w:rPr>
+        <w:t>Твоєю</w:t>
+      </w:r>
+      <w:r>
+        <w:rPr>
+          <w:rFonts w:ascii="Times New Roman" w:hAnsi="Times New Roman"/>
+          <w:sz w:val="24"/>
+        </w:rPr>
+        <w:t xml:space="preserve"> </w:t>
+      </w:r>
+      <w:r>
+        <w:rPr>
+          <w:rFonts w:ascii="Times New Roman" w:hAnsi="Times New Roman"/>
+          <w:sz w:val="24"/>
+        </w:rPr>
+        <w:t>благодаттю</w:t>
+      </w:r>
+    </w:p>
+    <w:p>
+      <w:pPr>
+        <w:spacing w:after="120"/>
+      </w:pPr>
+      <w:r>
+        <w:rPr>
+          <w:rFonts w:ascii="Times New Roman" w:hAnsi="Times New Roman"/>
+          <w:i/>
+          <w:color w:val="FF4400"/>
+          <w:sz w:val="24"/>
+        </w:rPr>
+        <w:t>Вірні:</w:t>
+      </w:r>
+      <w:r>
+        <w:rPr>
+          <w:rFonts w:ascii="Times New Roman" w:hAnsi="Times New Roman"/>
+          <w:color w:val="000000"/>
+          <w:sz w:val="24"/>
+        </w:rPr>
+        <w:t xml:space="preserve"> </w:t>
+      </w:r>
+      <w:r>
+        <w:rPr>
+          <w:rFonts w:ascii="Times New Roman" w:hAnsi="Times New Roman"/>
+          <w:color w:val="000000"/>
+          <w:sz w:val="24"/>
+        </w:rPr>
+        <w:t>Го́споди,</w:t>
+      </w:r>
+      <w:r>
+        <w:rPr>
+          <w:rFonts w:ascii="Times New Roman" w:hAnsi="Times New Roman"/>
+          <w:color w:val="000000"/>
+          <w:sz w:val="24"/>
+        </w:rPr>
+        <w:t xml:space="preserve"> </w:t>
+      </w:r>
+      <w:r>
+        <w:rPr>
+          <w:rFonts w:ascii="Times New Roman" w:hAnsi="Times New Roman"/>
+          <w:color w:val="000000"/>
+          <w:sz w:val="24"/>
+        </w:rPr>
+        <w:t>поми́луй.</w:t>
+      </w:r>
+    </w:p>
+    <w:p>
+      <w:pPr>
+        <w:spacing w:after="120"/>
+      </w:pPr>
+      <w:r>
+        <w:rPr>
+          <w:rFonts w:ascii="Times New Roman" w:hAnsi="Times New Roman"/>
+          <w:color w:val="000000"/>
+          <w:sz w:val="24"/>
+        </w:rPr>
+        <w:t>Пресвяту,</w:t>
+      </w:r>
+      <w:r>
+        <w:rPr>
+          <w:rFonts w:ascii="Times New Roman" w:hAnsi="Times New Roman"/>
+          <w:color w:val="000000"/>
+          <w:sz w:val="24"/>
+        </w:rPr>
+        <w:t xml:space="preserve"> </w:t>
+      </w:r>
+      <w:r>
+        <w:rPr>
+          <w:rFonts w:ascii="Times New Roman" w:hAnsi="Times New Roman"/>
+          <w:color w:val="000000"/>
+          <w:sz w:val="24"/>
+        </w:rPr>
+        <w:t>пречисту,</w:t>
+      </w:r>
+      <w:r>
+        <w:rPr>
+          <w:rFonts w:ascii="Times New Roman" w:hAnsi="Times New Roman"/>
+          <w:color w:val="000000"/>
+          <w:sz w:val="24"/>
+        </w:rPr>
+        <w:t xml:space="preserve"> </w:t>
+      </w:r>
+      <w:r>
+        <w:rPr>
+          <w:rFonts w:ascii="Times New Roman" w:hAnsi="Times New Roman"/>
+          <w:color w:val="000000"/>
+          <w:sz w:val="24"/>
+        </w:rPr>
+        <w:t>преблагословенну,</w:t>
+      </w:r>
+      <w:r>
+        <w:rPr>
+          <w:rFonts w:ascii="Times New Roman" w:hAnsi="Times New Roman"/>
+          <w:color w:val="000000"/>
+          <w:sz w:val="24"/>
+        </w:rPr>
+        <w:t xml:space="preserve"> </w:t>
+      </w:r>
+      <w:r>
+        <w:rPr>
+          <w:rFonts w:ascii="Times New Roman" w:hAnsi="Times New Roman"/>
+          <w:color w:val="000000"/>
+          <w:sz w:val="24"/>
+        </w:rPr>
+        <w:t>славну</w:t>
+      </w:r>
+      <w:r>
+        <w:rPr>
+          <w:rFonts w:ascii="Times New Roman" w:hAnsi="Times New Roman"/>
+          <w:color w:val="000000"/>
+          <w:sz w:val="24"/>
+        </w:rPr>
+        <w:t xml:space="preserve"> </w:t>
+      </w:r>
+      <w:r>
+        <w:rPr>
+          <w:rFonts w:ascii="Times New Roman" w:hAnsi="Times New Roman"/>
+          <w:color w:val="000000"/>
+          <w:sz w:val="24"/>
+        </w:rPr>
+        <w:t>Владичицю</w:t>
+      </w:r>
+      <w:r>
+        <w:rPr>
+          <w:rFonts w:ascii="Times New Roman" w:hAnsi="Times New Roman"/>
+          <w:color w:val="000000"/>
+          <w:sz w:val="24"/>
+        </w:rPr>
+        <w:t xml:space="preserve"> </w:t>
+      </w:r>
+      <w:r>
+        <w:rPr>
+          <w:rFonts w:ascii="Times New Roman" w:hAnsi="Times New Roman"/>
+          <w:color w:val="000000"/>
+          <w:sz w:val="24"/>
+        </w:rPr>
+        <w:t>нашу</w:t>
+      </w:r>
+      <w:r>
+        <w:rPr>
+          <w:rFonts w:ascii="Times New Roman" w:hAnsi="Times New Roman"/>
+          <w:color w:val="000000"/>
+          <w:sz w:val="24"/>
+        </w:rPr>
+        <w:t xml:space="preserve"> </w:t>
+      </w:r>
+      <w:r>
+        <w:rPr>
+          <w:rFonts w:ascii="Times New Roman" w:hAnsi="Times New Roman"/>
+          <w:color w:val="000000"/>
+          <w:sz w:val="24"/>
+        </w:rPr>
+        <w:t>Богородицю</w:t>
+      </w:r>
+      <w:r>
+        <w:rPr>
+          <w:rFonts w:ascii="Times New Roman" w:hAnsi="Times New Roman"/>
+          <w:color w:val="000000"/>
+          <w:sz w:val="24"/>
+        </w:rPr>
+        <w:t xml:space="preserve"> </w:t>
+      </w:r>
+      <w:r>
+        <w:rPr>
+          <w:rFonts w:ascii="Times New Roman" w:hAnsi="Times New Roman"/>
+          <w:color w:val="000000"/>
+          <w:sz w:val="24"/>
+        </w:rPr>
+        <w:t>і</w:t>
+      </w:r>
+      <w:r>
+        <w:rPr>
+          <w:rFonts w:ascii="Times New Roman" w:hAnsi="Times New Roman"/>
+          <w:color w:val="000000"/>
+          <w:sz w:val="24"/>
+        </w:rPr>
+        <w:t xml:space="preserve"> </w:t>
+      </w:r>
+      <w:r>
+        <w:rPr>
+          <w:rFonts w:ascii="Times New Roman" w:hAnsi="Times New Roman"/>
+          <w:color w:val="000000"/>
+          <w:sz w:val="24"/>
+        </w:rPr>
+        <w:t>приснодіву</w:t>
+      </w:r>
+      <w:r>
+        <w:rPr>
+          <w:rFonts w:ascii="Times New Roman" w:hAnsi="Times New Roman"/>
+          <w:color w:val="000000"/>
+          <w:sz w:val="24"/>
+        </w:rPr>
+        <w:t xml:space="preserve"> </w:t>
+      </w:r>
+      <w:r>
+        <w:rPr>
+          <w:rFonts w:ascii="Times New Roman" w:hAnsi="Times New Roman"/>
+          <w:color w:val="000000"/>
+          <w:sz w:val="24"/>
+        </w:rPr>
+        <w:t>Марію,</w:t>
+      </w:r>
+      <w:r>
+        <w:rPr>
+          <w:rFonts w:ascii="Times New Roman" w:hAnsi="Times New Roman"/>
+          <w:color w:val="000000"/>
+          <w:sz w:val="24"/>
+        </w:rPr>
+        <w:t xml:space="preserve"> </w:t>
+      </w:r>
+      <w:r>
+        <w:rPr>
+          <w:rFonts w:ascii="Times New Roman" w:hAnsi="Times New Roman"/>
+          <w:color w:val="000000"/>
+          <w:sz w:val="24"/>
+        </w:rPr>
+        <w:t>з</w:t>
+      </w:r>
+      <w:r>
+        <w:rPr>
+          <w:rFonts w:ascii="Times New Roman" w:hAnsi="Times New Roman"/>
+          <w:color w:val="000000"/>
+          <w:sz w:val="24"/>
+        </w:rPr>
+        <w:t xml:space="preserve"> </w:t>
+      </w:r>
+      <w:r>
+        <w:rPr>
+          <w:rFonts w:ascii="Times New Roman" w:hAnsi="Times New Roman"/>
+          <w:color w:val="000000"/>
+          <w:sz w:val="24"/>
+        </w:rPr>
+        <w:t>усіма</w:t>
+      </w:r>
+      <w:r>
+        <w:rPr>
+          <w:rFonts w:ascii="Times New Roman" w:hAnsi="Times New Roman"/>
+          <w:color w:val="000000"/>
+          <w:sz w:val="24"/>
+        </w:rPr>
+        <w:t xml:space="preserve"> </w:t>
+      </w:r>
+      <w:r>
+        <w:rPr>
+          <w:rFonts w:ascii="Times New Roman" w:hAnsi="Times New Roman"/>
+          <w:color w:val="000000"/>
+          <w:sz w:val="24"/>
+        </w:rPr>
+        <w:t>святими</w:t>
+      </w:r>
+      <w:r>
+        <w:rPr>
+          <w:rFonts w:ascii="Times New Roman" w:hAnsi="Times New Roman"/>
+          <w:color w:val="000000"/>
+          <w:sz w:val="24"/>
+        </w:rPr>
+        <w:t xml:space="preserve"> </w:t>
+      </w:r>
+      <w:r>
+        <w:rPr>
+          <w:rFonts w:ascii="Times New Roman" w:hAnsi="Times New Roman"/>
+          <w:color w:val="000000"/>
+          <w:sz w:val="24"/>
+        </w:rPr>
+        <w:t>пом’янувши,</w:t>
+      </w:r>
+      <w:r>
+        <w:rPr>
+          <w:rFonts w:ascii="Times New Roman" w:hAnsi="Times New Roman"/>
+          <w:color w:val="000000"/>
+          <w:sz w:val="24"/>
+        </w:rPr>
+        <w:t xml:space="preserve"> </w:t>
+      </w:r>
+      <w:r>
+        <w:rPr>
+          <w:rFonts w:ascii="Times New Roman" w:hAnsi="Times New Roman"/>
+          <w:color w:val="000000"/>
+          <w:sz w:val="24"/>
+        </w:rPr>
+        <w:t>самих</w:t>
+      </w:r>
+      <w:r>
+        <w:rPr>
+          <w:rFonts w:ascii="Times New Roman" w:hAnsi="Times New Roman"/>
+          <w:color w:val="000000"/>
+          <w:sz w:val="24"/>
+        </w:rPr>
+        <w:t xml:space="preserve"> </w:t>
+      </w:r>
+      <w:r>
+        <w:rPr>
+          <w:rFonts w:ascii="Times New Roman" w:hAnsi="Times New Roman"/>
+          <w:color w:val="000000"/>
+          <w:sz w:val="24"/>
+        </w:rPr>
+        <w:t>себе,</w:t>
+      </w:r>
+      <w:r>
+        <w:rPr>
+          <w:rFonts w:ascii="Times New Roman" w:hAnsi="Times New Roman"/>
+          <w:color w:val="000000"/>
+          <w:sz w:val="24"/>
+        </w:rPr>
+        <w:t xml:space="preserve"> </w:t>
+      </w:r>
+      <w:r>
+        <w:rPr>
+          <w:rFonts w:ascii="Times New Roman" w:hAnsi="Times New Roman"/>
+          <w:color w:val="000000"/>
+          <w:sz w:val="24"/>
+        </w:rPr>
+        <w:t>і</w:t>
+      </w:r>
+      <w:r>
+        <w:rPr>
+          <w:rFonts w:ascii="Times New Roman" w:hAnsi="Times New Roman"/>
+          <w:color w:val="000000"/>
+          <w:sz w:val="24"/>
+        </w:rPr>
+        <w:t xml:space="preserve"> </w:t>
+      </w:r>
+      <w:r>
+        <w:rPr>
+          <w:rFonts w:ascii="Times New Roman" w:hAnsi="Times New Roman"/>
+          <w:color w:val="000000"/>
+          <w:sz w:val="24"/>
+        </w:rPr>
+        <w:t>один</w:t>
+      </w:r>
+      <w:r>
+        <w:rPr>
+          <w:rFonts w:ascii="Times New Roman" w:hAnsi="Times New Roman"/>
+          <w:color w:val="000000"/>
+          <w:sz w:val="24"/>
+        </w:rPr>
+        <w:t xml:space="preserve"> </w:t>
+      </w:r>
+      <w:r>
+        <w:rPr>
+          <w:rFonts w:ascii="Times New Roman" w:hAnsi="Times New Roman"/>
+          <w:color w:val="000000"/>
+          <w:sz w:val="24"/>
+        </w:rPr>
+        <w:t>одного,</w:t>
+      </w:r>
+      <w:r>
+        <w:rPr>
+          <w:rFonts w:ascii="Times New Roman" w:hAnsi="Times New Roman"/>
+          <w:color w:val="000000"/>
+          <w:sz w:val="24"/>
+        </w:rPr>
+        <w:t xml:space="preserve"> </w:t>
+      </w:r>
+      <w:r>
+        <w:rPr>
+          <w:rFonts w:ascii="Times New Roman" w:hAnsi="Times New Roman"/>
+          <w:color w:val="000000"/>
+          <w:sz w:val="24"/>
+        </w:rPr>
+        <w:t>і</w:t>
+      </w:r>
+      <w:r>
+        <w:rPr>
+          <w:rFonts w:ascii="Times New Roman" w:hAnsi="Times New Roman"/>
+          <w:color w:val="000000"/>
+          <w:sz w:val="24"/>
+        </w:rPr>
+        <w:t xml:space="preserve"> </w:t>
+      </w:r>
+      <w:r>
+        <w:rPr>
+          <w:rFonts w:ascii="Times New Roman" w:hAnsi="Times New Roman"/>
+          <w:color w:val="000000"/>
+          <w:sz w:val="24"/>
+        </w:rPr>
+        <w:t>все</w:t>
+      </w:r>
+      <w:r>
+        <w:rPr>
+          <w:rFonts w:ascii="Times New Roman" w:hAnsi="Times New Roman"/>
+          <w:color w:val="000000"/>
+          <w:sz w:val="24"/>
+        </w:rPr>
+        <w:t xml:space="preserve"> </w:t>
+      </w:r>
+      <w:r>
+        <w:rPr>
+          <w:rFonts w:ascii="Times New Roman" w:hAnsi="Times New Roman"/>
+          <w:color w:val="000000"/>
+          <w:sz w:val="24"/>
+        </w:rPr>
+        <w:t>життя</w:t>
+      </w:r>
+      <w:r>
+        <w:rPr>
+          <w:rFonts w:ascii="Times New Roman" w:hAnsi="Times New Roman"/>
+          <w:color w:val="000000"/>
+          <w:sz w:val="24"/>
+        </w:rPr>
+        <w:t xml:space="preserve"> </w:t>
+      </w:r>
+      <w:r>
+        <w:rPr>
+          <w:rFonts w:ascii="Times New Roman" w:hAnsi="Times New Roman"/>
+          <w:color w:val="000000"/>
+          <w:sz w:val="24"/>
+        </w:rPr>
+        <w:t>наше</w:t>
+      </w:r>
+      <w:r>
+        <w:rPr>
+          <w:rFonts w:ascii="Times New Roman" w:hAnsi="Times New Roman"/>
+          <w:color w:val="000000"/>
+          <w:sz w:val="24"/>
+        </w:rPr>
+        <w:t xml:space="preserve"> </w:t>
+      </w:r>
+      <w:r>
+        <w:rPr>
+          <w:rFonts w:ascii="Times New Roman" w:hAnsi="Times New Roman"/>
+          <w:color w:val="000000"/>
+          <w:sz w:val="24"/>
+        </w:rPr>
+        <w:t>Христу</w:t>
+      </w:r>
+      <w:r>
+        <w:rPr>
+          <w:rFonts w:ascii="Times New Roman" w:hAnsi="Times New Roman"/>
+          <w:color w:val="000000"/>
+          <w:sz w:val="24"/>
+        </w:rPr>
+        <w:t xml:space="preserve"> </w:t>
+      </w:r>
+      <w:r>
+        <w:rPr>
+          <w:rFonts w:ascii="Times New Roman" w:hAnsi="Times New Roman"/>
+          <w:color w:val="000000"/>
+          <w:sz w:val="24"/>
+        </w:rPr>
+        <w:t>Богові</w:t>
+      </w:r>
+      <w:r>
+        <w:rPr>
+          <w:rFonts w:ascii="Times New Roman" w:hAnsi="Times New Roman"/>
+          <w:color w:val="000000"/>
+          <w:sz w:val="24"/>
+        </w:rPr>
+        <w:t xml:space="preserve"> </w:t>
+      </w:r>
+      <w:r>
+        <w:rPr>
+          <w:rFonts w:ascii="Times New Roman" w:hAnsi="Times New Roman"/>
+          <w:color w:val="000000"/>
+          <w:sz w:val="24"/>
+        </w:rPr>
+        <w:t>віддаймо.</w:t>
+      </w:r>
+    </w:p>
+    <w:p>
+      <w:pPr>
+        <w:spacing w:after="120"/>
+      </w:pPr>
+      <w:r>
+        <w:rPr>
+          <w:rFonts w:ascii="Times New Roman" w:hAnsi="Times New Roman"/>
+          <w:i/>
+          <w:color w:val="FF4400"/>
+          <w:sz w:val="24"/>
+        </w:rPr>
+        <w:t>Вірні:</w:t>
+      </w:r>
+      <w:r>
+        <w:rPr>
+          <w:rFonts w:ascii="Times New Roman" w:hAnsi="Times New Roman"/>
+          <w:color w:val="000000"/>
+          <w:sz w:val="24"/>
+        </w:rPr>
+        <w:t xml:space="preserve"> </w:t>
+      </w:r>
+      <w:r>
+        <w:rPr>
+          <w:rFonts w:ascii="Times New Roman" w:hAnsi="Times New Roman"/>
+          <w:color w:val="000000"/>
+          <w:sz w:val="24"/>
+        </w:rPr>
+        <w:t>Тобі́,</w:t>
+      </w:r>
+      <w:r>
+        <w:rPr>
+          <w:rFonts w:ascii="Times New Roman" w:hAnsi="Times New Roman"/>
+          <w:color w:val="000000"/>
+          <w:sz w:val="24"/>
+        </w:rPr>
+        <w:t xml:space="preserve"> </w:t>
+      </w:r>
+      <w:r>
+        <w:rPr>
+          <w:rFonts w:ascii="Times New Roman" w:hAnsi="Times New Roman"/>
+          <w:color w:val="000000"/>
+          <w:sz w:val="24"/>
+        </w:rPr>
+        <w:t>Го́споди.</w:t>
+      </w:r>
+    </w:p>
+    <w:p>
+      <w:pPr>
         <w:spacing w:after="120" w:line="240" w:lineRule="auto"/>
         <w:jc w:val="both"/>
         <w:rPr>
           <w:rFonts w:ascii="Times New Roman" w:eastAsia="Times New Roman" w:hAnsi="Times New Roman" w:cs="Times New Roman"/>
-          <w:i/>
-          <w:sz w:val="24"/>
-          <w:szCs w:val="24"/>
-        </w:rPr>
-      </w:pPr>
-      <w:r>
-        <w:rPr>
-          <w:rFonts w:ascii="Times New Roman" w:eastAsia="Times New Roman" w:hAnsi="Times New Roman" w:cs="Times New Roman"/>
-          <w:sz w:val="24"/>
-          <w:szCs w:val="24"/>
-        </w:rPr>
-        <w:t>Ще і ще в мирі Господеві помолімся.</w:t>
-      </w:r>
-    </w:p>
-    <w:p>
-      <w:pPr>
-        <w:spacing w:after="120" w:line="240" w:lineRule="auto"/>
-        <w:jc w:val="both"/>
-        <w:rPr>
-          <w:rFonts w:ascii="Times New Roman" w:eastAsia="Times New Roman" w:hAnsi="Times New Roman" w:cs="Times New Roman"/>
-          <w:i/>
-          <w:sz w:val="24"/>
-          <w:szCs w:val="24"/>
-        </w:rPr>
-      </w:pPr>
-      <w:r>
-        <w:rPr>
-          <w:rFonts w:ascii="Times New Roman" w:eastAsia="Times New Roman" w:hAnsi="Times New Roman" w:cs="Times New Roman"/>
-          <w:i/>
-          <w:color w:val="FF0000"/>
-          <w:sz w:val="24"/>
-          <w:szCs w:val="24"/>
-        </w:rPr>
-        <w:t>Вірні:</w:t>
-      </w:r>
-      <w:r>
-        <w:rPr>
-          <w:rFonts w:ascii="Times New Roman" w:eastAsia="Times New Roman" w:hAnsi="Times New Roman" w:cs="Times New Roman"/>
-          <w:sz w:val="24"/>
-          <w:szCs w:val="24"/>
-        </w:rPr>
-        <w:t xml:space="preserve"> Господи, помилуй.</w:t>
-      </w:r>
-    </w:p>
-    <w:p>
-      <w:pPr>
-        <w:spacing w:after="120" w:line="240" w:lineRule="auto"/>
-        <w:jc w:val="both"/>
-        <w:rPr>
-          <w:rFonts w:ascii="Times New Roman" w:eastAsia="Times New Roman" w:hAnsi="Times New Roman" w:cs="Times New Roman"/>
-          <w:i/>
-          <w:sz w:val="24"/>
-          <w:szCs w:val="24"/>
-        </w:rPr>
-      </w:pPr>
-      <w:r>
-        <w:rPr>
-          <w:rFonts w:ascii="Times New Roman" w:eastAsia="Times New Roman" w:hAnsi="Times New Roman" w:cs="Times New Roman"/>
-          <w:sz w:val="24"/>
-          <w:szCs w:val="24"/>
-        </w:rPr>
-        <w:t>Заступи, спаси, помилуй і охорони нас, Боже, твоєю благодаттю.</w:t>
-      </w:r>
-    </w:p>
-    <w:p>
-      <w:pPr>
-        <w:spacing w:after="120" w:line="240" w:lineRule="auto"/>
-        <w:jc w:val="both"/>
-        <w:rPr>
-          <w:rFonts w:ascii="Times New Roman" w:eastAsia="Times New Roman" w:hAnsi="Times New Roman" w:cs="Times New Roman"/>
-          <w:i/>
-          <w:sz w:val="24"/>
-          <w:szCs w:val="24"/>
-        </w:rPr>
-      </w:pPr>
-      <w:r>
-        <w:rPr>
-          <w:rFonts w:ascii="Times New Roman" w:eastAsia="Times New Roman" w:hAnsi="Times New Roman" w:cs="Times New Roman"/>
-          <w:i/>
-          <w:color w:val="FF0000"/>
-          <w:sz w:val="24"/>
-          <w:szCs w:val="24"/>
-        </w:rPr>
-        <w:t>Вірні:</w:t>
-      </w:r>
-      <w:r>
-        <w:rPr>
-          <w:rFonts w:ascii="Times New Roman" w:eastAsia="Times New Roman" w:hAnsi="Times New Roman" w:cs="Times New Roman"/>
-          <w:sz w:val="24"/>
-          <w:szCs w:val="24"/>
-        </w:rPr>
-        <w:t xml:space="preserve"> Господи, помилуй.</w:t>
-      </w:r>
-    </w:p>
-    <w:p>
-      <w:pPr>
-        <w:spacing w:after="120" w:line="240" w:lineRule="auto"/>
-        <w:jc w:val="both"/>
-        <w:rPr>
-          <w:rFonts w:ascii="Times New Roman" w:eastAsia="Times New Roman" w:hAnsi="Times New Roman" w:cs="Times New Roman"/>
-          <w:i/>
-          <w:sz w:val="24"/>
-          <w:szCs w:val="24"/>
-        </w:rPr>
-      </w:pPr>
-      <w:r>
-        <w:rPr>
-          <w:rFonts w:ascii="Times New Roman" w:eastAsia="Times New Roman" w:hAnsi="Times New Roman" w:cs="Times New Roman"/>
-          <w:sz w:val="24"/>
-          <w:szCs w:val="24"/>
-        </w:rPr>
-        <w:t>Пресвяту, пречисту, преблагословенну, славну Владичицю нашу Богородицю і приснодіву Марію, з усіма святими пом'янувши, самі себе, і один одного, і все життя наше Христу</w:t>
-      </w:r>
-      <w:r>
-        <w:rPr>
-          <w:rFonts w:ascii="Times New Roman" w:eastAsia="Times New Roman" w:hAnsi="Times New Roman" w:cs="Times New Roman"/>
-          <w:sz w:val="24"/>
-          <w:szCs w:val="24"/>
-        </w:rPr>
-        <w:t xml:space="preserve"> Богові віддаймо.</w:t>
-      </w:r>
-    </w:p>
-    <w:p>
-      <w:pPr>
-        <w:spacing w:after="120" w:line="240" w:lineRule="auto"/>
-        <w:jc w:val="both"/>
-        <w:rPr>
-          <w:rFonts w:ascii="Times New Roman" w:eastAsia="Times New Roman" w:hAnsi="Times New Roman" w:cs="Times New Roman"/>
-          <w:i/>
-          <w:sz w:val="24"/>
-          <w:szCs w:val="24"/>
-        </w:rPr>
-      </w:pPr>
-      <w:r>
-        <w:rPr>
-          <w:rFonts w:ascii="Times New Roman" w:eastAsia="Times New Roman" w:hAnsi="Times New Roman" w:cs="Times New Roman"/>
-          <w:i/>
-          <w:color w:val="FF0000"/>
-          <w:sz w:val="24"/>
-          <w:szCs w:val="24"/>
-        </w:rPr>
-        <w:t>Вірні:</w:t>
-      </w:r>
-      <w:r>
-        <w:rPr>
-          <w:rFonts w:ascii="Times New Roman" w:eastAsia="Times New Roman" w:hAnsi="Times New Roman" w:cs="Times New Roman"/>
-          <w:sz w:val="24"/>
-          <w:szCs w:val="24"/>
-        </w:rPr>
-        <w:t xml:space="preserve"> Тобі, Господи.</w:t>
-      </w:r>
-    </w:p>
-    <w:p>
-      <w:pPr>
-        <w:spacing w:after="120" w:line="240" w:lineRule="auto"/>
-        <w:jc w:val="both"/>
-        <w:rPr>
-          <w:rFonts w:ascii="Times New Roman" w:eastAsia="Times New Roman" w:hAnsi="Times New Roman" w:cs="Times New Roman"/>
           <w:sz w:val="24"/>
           <w:szCs w:val="24"/>
           <w:u w:val="single"/>
@@ -15553,31 +17758,427 @@
     </w:p>
     <w:p>
       <w:pPr>
-        <w:spacing w:after="120" w:line="240" w:lineRule="auto"/>
-        <w:jc w:val="both"/>
-        <w:rPr>
-          <w:rFonts w:ascii="Times New Roman" w:eastAsia="Times New Roman" w:hAnsi="Times New Roman" w:cs="Times New Roman"/>
-          <w:sz w:val="24"/>
-          <w:szCs w:val="24"/>
-        </w:rPr>
-      </w:pPr>
-      <w:r>
-        <w:rPr>
-          <w:rFonts w:ascii="Times New Roman" w:eastAsia="Times New Roman" w:hAnsi="Times New Roman" w:cs="Times New Roman"/>
-          <w:i/>
-          <w:color w:val="FF0000"/>
-          <w:sz w:val="24"/>
-          <w:szCs w:val="24"/>
-        </w:rPr>
-        <w:t>Священик: </w:t>
-      </w:r>
-      <w:r>
-        <w:rPr>
-          <w:rFonts w:ascii="Times New Roman" w:eastAsia="Times New Roman" w:hAnsi="Times New Roman" w:cs="Times New Roman"/>
-          <w:sz w:val="24"/>
-          <w:szCs w:val="24"/>
-        </w:rPr>
-        <w:t>Бо Ти цар миру і Спас душ наших і Тобі славу возсилаємо: Отцю, і Сину, і Святому Духові, нині і повсякчас, і на віки віків.</w:t>
+        <w:spacing w:after="120"/>
+        <w:jc w:val="both"/>
+      </w:pPr>
+      <w:r>
+        <w:rPr>
+          <w:rFonts w:ascii="Times New Roman" w:hAnsi="Times New Roman"/>
+          <w:i/>
+          <w:color w:val="FF0000"/>
+          <w:sz w:val="24"/>
+        </w:rPr>
+        <w:t>Священник:</w:t>
+      </w:r>
+      <w:r>
+        <w:rPr>
+          <w:rFonts w:ascii="Times New Roman" w:hAnsi="Times New Roman"/>
+          <w:i/>
+          <w:color w:val="FF0000"/>
+          <w:sz w:val="24"/>
+        </w:rPr>
+        <w:t xml:space="preserve"> </w:t>
+      </w:r>
+      <w:r>
+        <w:rPr>
+          <w:rFonts w:ascii="Times New Roman" w:hAnsi="Times New Roman"/>
+          <w:color w:val="000000"/>
+          <w:sz w:val="24"/>
+        </w:rPr>
+        <w:t>Бо</w:t>
+      </w:r>
+      <w:r>
+        <w:rPr>
+          <w:rFonts w:ascii="Times New Roman" w:hAnsi="Times New Roman"/>
+          <w:color w:val="000000"/>
+          <w:sz w:val="24"/>
+        </w:rPr>
+        <w:t xml:space="preserve"> </w:t>
+      </w:r>
+      <w:r>
+        <w:rPr>
+          <w:rFonts w:ascii="Times New Roman" w:hAnsi="Times New Roman"/>
+          <w:color w:val="000000"/>
+          <w:sz w:val="24"/>
+        </w:rPr>
+        <w:t>Ти</w:t>
+      </w:r>
+      <w:r>
+        <w:rPr>
+          <w:rFonts w:ascii="Times New Roman" w:hAnsi="Times New Roman"/>
+          <w:color w:val="000000"/>
+          <w:sz w:val="24"/>
+        </w:rPr>
+        <w:t xml:space="preserve"> </w:t>
+      </w:r>
+      <w:r>
+        <w:rPr>
+          <w:rFonts w:ascii="Times New Roman" w:hAnsi="Times New Roman"/>
+          <w:color w:val="000000"/>
+          <w:sz w:val="24"/>
+        </w:rPr>
+        <w:t>цар</w:t>
+      </w:r>
+      <w:r>
+        <w:rPr>
+          <w:rFonts w:ascii="Times New Roman" w:hAnsi="Times New Roman"/>
+          <w:color w:val="000000"/>
+          <w:sz w:val="24"/>
+        </w:rPr>
+        <w:t xml:space="preserve"> </w:t>
+      </w:r>
+      <w:r>
+        <w:rPr>
+          <w:rFonts w:ascii="Times New Roman" w:hAnsi="Times New Roman"/>
+          <w:color w:val="000000"/>
+          <w:sz w:val="24"/>
+        </w:rPr>
+        <w:t>миру</w:t>
+      </w:r>
+      <w:r>
+        <w:rPr>
+          <w:rFonts w:ascii="Times New Roman" w:hAnsi="Times New Roman"/>
+          <w:color w:val="000000"/>
+          <w:sz w:val="24"/>
+        </w:rPr>
+        <w:t xml:space="preserve"> </w:t>
+      </w:r>
+      <w:r>
+        <w:rPr>
+          <w:rFonts w:ascii="Times New Roman" w:hAnsi="Times New Roman"/>
+          <w:color w:val="000000"/>
+          <w:sz w:val="24"/>
+        </w:rPr>
+        <w:t>і</w:t>
+      </w:r>
+      <w:r>
+        <w:rPr>
+          <w:rFonts w:ascii="Times New Roman" w:hAnsi="Times New Roman"/>
+          <w:color w:val="000000"/>
+          <w:sz w:val="24"/>
+        </w:rPr>
+        <w:t xml:space="preserve"> </w:t>
+      </w:r>
+      <w:r>
+        <w:rPr>
+          <w:rFonts w:ascii="Times New Roman" w:hAnsi="Times New Roman"/>
+          <w:color w:val="000000"/>
+          <w:sz w:val="24"/>
+        </w:rPr>
+        <w:t>Спас</w:t>
+      </w:r>
+      <w:r>
+        <w:rPr>
+          <w:rFonts w:ascii="Times New Roman" w:hAnsi="Times New Roman"/>
+          <w:color w:val="000000"/>
+          <w:sz w:val="24"/>
+        </w:rPr>
+        <w:t xml:space="preserve"> </w:t>
+      </w:r>
+      <w:r>
+        <w:rPr>
+          <w:rFonts w:ascii="Times New Roman" w:hAnsi="Times New Roman"/>
+          <w:color w:val="000000"/>
+          <w:sz w:val="24"/>
+        </w:rPr>
+        <w:t>душ</w:t>
+      </w:r>
+      <w:r>
+        <w:rPr>
+          <w:rFonts w:ascii="Times New Roman" w:hAnsi="Times New Roman"/>
+          <w:color w:val="000000"/>
+          <w:sz w:val="24"/>
+        </w:rPr>
+        <w:t xml:space="preserve"> </w:t>
+      </w:r>
+      <w:r>
+        <w:rPr>
+          <w:rFonts w:ascii="Times New Roman" w:hAnsi="Times New Roman"/>
+          <w:color w:val="000000"/>
+          <w:sz w:val="24"/>
+        </w:rPr>
+        <w:t>наших</w:t>
+      </w:r>
+      <w:r>
+        <w:rPr>
+          <w:rFonts w:ascii="Times New Roman" w:hAnsi="Times New Roman"/>
+          <w:color w:val="000000"/>
+          <w:sz w:val="24"/>
+        </w:rPr>
+        <w:t xml:space="preserve"> </w:t>
+      </w:r>
+      <w:r>
+        <w:rPr>
+          <w:rFonts w:ascii="Times New Roman" w:hAnsi="Times New Roman"/>
+          <w:color w:val="000000"/>
+          <w:sz w:val="24"/>
+        </w:rPr>
+        <w:t>–</w:t>
+      </w:r>
+      <w:r>
+        <w:rPr>
+          <w:rFonts w:ascii="Times New Roman" w:hAnsi="Times New Roman"/>
+          <w:color w:val="000000"/>
+          <w:sz w:val="24"/>
+        </w:rPr>
+        <w:t xml:space="preserve"> </w:t>
+      </w:r>
+      <w:r>
+        <w:rPr>
+          <w:rFonts w:ascii="Times New Roman" w:hAnsi="Times New Roman"/>
+          <w:color w:val="000000"/>
+          <w:sz w:val="24"/>
+        </w:rPr>
+        <w:t>і</w:t>
+      </w:r>
+      <w:r>
+        <w:rPr>
+          <w:rFonts w:ascii="Times New Roman" w:hAnsi="Times New Roman"/>
+          <w:color w:val="000000"/>
+          <w:sz w:val="24"/>
+        </w:rPr>
+        <w:t xml:space="preserve"> </w:t>
+      </w:r>
+      <w:r>
+        <w:rPr>
+          <w:rFonts w:ascii="Times New Roman" w:hAnsi="Times New Roman"/>
+          <w:color w:val="000000"/>
+          <w:sz w:val="24"/>
+        </w:rPr>
+        <w:t>Тобі</w:t>
+      </w:r>
+      <w:r>
+        <w:rPr>
+          <w:rFonts w:ascii="Times New Roman" w:hAnsi="Times New Roman"/>
+          <w:color w:val="000000"/>
+          <w:sz w:val="24"/>
+        </w:rPr>
+        <w:t xml:space="preserve"> </w:t>
+      </w:r>
+      <w:r>
+        <w:rPr>
+          <w:rFonts w:ascii="Times New Roman" w:hAnsi="Times New Roman"/>
+          <w:color w:val="000000"/>
+          <w:sz w:val="24"/>
+        </w:rPr>
+        <w:t>славу</w:t>
+      </w:r>
+      <w:r>
+        <w:rPr>
+          <w:rFonts w:ascii="Times New Roman" w:hAnsi="Times New Roman"/>
+          <w:color w:val="000000"/>
+          <w:sz w:val="24"/>
+        </w:rPr>
+        <w:t xml:space="preserve"> </w:t>
+      </w:r>
+      <w:r>
+        <w:rPr>
+          <w:rFonts w:ascii="Times New Roman" w:hAnsi="Times New Roman"/>
+          <w:color w:val="000000"/>
+          <w:sz w:val="24"/>
+        </w:rPr>
+        <w:t>возсилаємо,</w:t>
+      </w:r>
+      <w:r>
+        <w:rPr>
+          <w:rFonts w:ascii="Times New Roman" w:hAnsi="Times New Roman"/>
+          <w:color w:val="000000"/>
+          <w:sz w:val="24"/>
+        </w:rPr>
+        <w:t xml:space="preserve"> </w:t>
+      </w:r>
+      <w:r>
+        <w:rPr>
+          <w:rFonts w:ascii="Times New Roman" w:hAnsi="Times New Roman"/>
+          <w:color w:val="000000"/>
+          <w:sz w:val="24"/>
+        </w:rPr>
+        <w:t>Отцю,</w:t>
+      </w:r>
+      <w:r>
+        <w:rPr>
+          <w:rFonts w:ascii="Times New Roman" w:hAnsi="Times New Roman"/>
+          <w:color w:val="000000"/>
+          <w:sz w:val="24"/>
+        </w:rPr>
+        <w:t xml:space="preserve"> </w:t>
+      </w:r>
+      <w:r>
+        <w:rPr>
+          <w:rFonts w:ascii="Times New Roman" w:hAnsi="Times New Roman"/>
+          <w:color w:val="000000"/>
+          <w:sz w:val="24"/>
+        </w:rPr>
+        <w:t>і</w:t>
+      </w:r>
+      <w:r>
+        <w:rPr>
+          <w:rFonts w:ascii="Times New Roman" w:hAnsi="Times New Roman"/>
+          <w:color w:val="000000"/>
+          <w:sz w:val="24"/>
+        </w:rPr>
+        <w:t xml:space="preserve"> </w:t>
+      </w:r>
+      <w:r>
+        <w:rPr>
+          <w:rFonts w:ascii="Times New Roman" w:hAnsi="Times New Roman"/>
+          <w:color w:val="000000"/>
+          <w:sz w:val="24"/>
+        </w:rPr>
+        <w:t>Сину,</w:t>
+      </w:r>
+      <w:r>
+        <w:rPr>
+          <w:rFonts w:ascii="Times New Roman" w:hAnsi="Times New Roman"/>
+          <w:color w:val="000000"/>
+          <w:sz w:val="24"/>
+        </w:rPr>
+        <w:t xml:space="preserve"> </w:t>
+      </w:r>
+      <w:r>
+        <w:rPr>
+          <w:rFonts w:ascii="Times New Roman" w:hAnsi="Times New Roman"/>
+          <w:color w:val="000000"/>
+          <w:sz w:val="24"/>
+        </w:rPr>
+        <w:t>і</w:t>
+      </w:r>
+      <w:r>
+        <w:rPr>
+          <w:rFonts w:ascii="Times New Roman" w:hAnsi="Times New Roman"/>
+          <w:color w:val="000000"/>
+          <w:sz w:val="24"/>
+        </w:rPr>
+        <w:t xml:space="preserve"> </w:t>
+      </w:r>
+      <w:r>
+        <w:rPr>
+          <w:rFonts w:ascii="Times New Roman" w:hAnsi="Times New Roman"/>
+          <w:color w:val="000000"/>
+          <w:sz w:val="24"/>
+        </w:rPr>
+        <w:t>Святому</w:t>
+      </w:r>
+      <w:r>
+        <w:rPr>
+          <w:rFonts w:ascii="Times New Roman" w:hAnsi="Times New Roman"/>
+          <w:color w:val="000000"/>
+          <w:sz w:val="24"/>
+        </w:rPr>
+        <w:t xml:space="preserve"> </w:t>
+      </w:r>
+      <w:r>
+        <w:rPr>
+          <w:rFonts w:ascii="Times New Roman" w:hAnsi="Times New Roman"/>
+          <w:color w:val="000000"/>
+          <w:sz w:val="24"/>
+        </w:rPr>
+        <w:t>Духові</w:t>
+      </w:r>
+      <w:r>
+        <w:rPr>
+          <w:rFonts w:ascii="Times New Roman" w:hAnsi="Times New Roman"/>
+          <w:sz w:val="24"/>
+        </w:rPr>
+        <w:t>,</w:t>
+      </w:r>
+      <w:r>
+        <w:rPr>
+          <w:rFonts w:ascii="Times New Roman" w:hAnsi="Times New Roman"/>
+          <w:sz w:val="24"/>
+        </w:rPr>
+        <w:t xml:space="preserve"> </w:t>
+      </w:r>
+      <w:r>
+        <w:rPr>
+          <w:rFonts w:ascii="Times New Roman" w:hAnsi="Times New Roman"/>
+          <w:sz w:val="24"/>
+        </w:rPr>
+        <w:t>нині,</w:t>
+      </w:r>
+      <w:r>
+        <w:rPr>
+          <w:rFonts w:ascii="Times New Roman" w:hAnsi="Times New Roman"/>
+          <w:sz w:val="24"/>
+        </w:rPr>
+        <w:t xml:space="preserve"> </w:t>
+      </w:r>
+      <w:r>
+        <w:rPr>
+          <w:rFonts w:ascii="Times New Roman" w:hAnsi="Times New Roman"/>
+          <w:sz w:val="24"/>
+        </w:rPr>
+        <w:t>і</w:t>
+      </w:r>
+      <w:r>
+        <w:rPr>
+          <w:rFonts w:ascii="Times New Roman" w:hAnsi="Times New Roman"/>
+          <w:sz w:val="24"/>
+        </w:rPr>
+        <w:t xml:space="preserve"> </w:t>
+      </w:r>
+      <w:r>
+        <w:rPr>
+          <w:rFonts w:ascii="Times New Roman" w:hAnsi="Times New Roman"/>
+          <w:sz w:val="24"/>
+        </w:rPr>
+        <w:t>повсякчас,</w:t>
+      </w:r>
+      <w:r>
+        <w:rPr>
+          <w:rFonts w:ascii="Times New Roman" w:hAnsi="Times New Roman"/>
+          <w:sz w:val="24"/>
+        </w:rPr>
+        <w:t xml:space="preserve"> </w:t>
+      </w:r>
+      <w:r>
+        <w:rPr>
+          <w:rFonts w:ascii="Times New Roman" w:hAnsi="Times New Roman"/>
+          <w:sz w:val="24"/>
+        </w:rPr>
+        <w:t>і</w:t>
+      </w:r>
+      <w:r>
+        <w:rPr>
+          <w:rFonts w:ascii="Times New Roman" w:hAnsi="Times New Roman"/>
+          <w:sz w:val="24"/>
+        </w:rPr>
+        <w:t xml:space="preserve"> </w:t>
+      </w:r>
+      <w:r>
+        <w:rPr>
+          <w:rFonts w:ascii="Times New Roman" w:hAnsi="Times New Roman"/>
+          <w:sz w:val="24"/>
+        </w:rPr>
+        <w:t>на</w:t>
+      </w:r>
+      <w:r>
+        <w:rPr>
+          <w:rFonts w:ascii="Times New Roman" w:hAnsi="Times New Roman"/>
+          <w:sz w:val="24"/>
+        </w:rPr>
+        <w:t xml:space="preserve"> </w:t>
+      </w:r>
+      <w:r>
+        <w:rPr>
+          <w:rFonts w:ascii="Times New Roman" w:hAnsi="Times New Roman"/>
+          <w:sz w:val="24"/>
+        </w:rPr>
+        <w:t>віки</w:t>
+      </w:r>
+      <w:r>
+        <w:rPr>
+          <w:rFonts w:ascii="Times New Roman" w:hAnsi="Times New Roman"/>
+          <w:sz w:val="24"/>
+        </w:rPr>
+        <w:t xml:space="preserve"> </w:t>
+      </w:r>
+      <w:r>
+        <w:rPr>
+          <w:rFonts w:ascii="Times New Roman" w:hAnsi="Times New Roman"/>
+          <w:sz w:val="24"/>
+        </w:rPr>
+        <w:t>віків.</w:t>
       </w:r>
     </w:p>
     <w:p>
@@ -15776,7 +18377,7 @@
           <w:sz w:val="24"/>
           <w:szCs w:val="24"/>
         </w:rPr>
-        <w:t>Ірмос 7</w:t>
+        <w:t>Ірмос 7</w:t>
       </w:r>
       <w:r>
         <w:rPr>
@@ -15983,7 +18584,7 @@
           <w:sz w:val="24"/>
           <w:szCs w:val="24"/>
         </w:rPr>
-        <w:t>Ірмос 8</w:t>
+        <w:t>Ірмос 8</w:t>
       </w:r>
       <w:r>
         <w:rPr>
@@ -16432,17 +19033,17 @@
           <w:sz w:val="24"/>
           <w:szCs w:val="24"/>
         </w:rPr>
-        <w:t> (</w:t>
-      </w:r>
-      <w:r>
-        <w:rPr>
-          <w:rFonts w:ascii="Times New Roman" w:eastAsia="Times New Roman" w:hAnsi="Times New Roman" w:cs="Times New Roman"/>
-          <w:i/>
-          <w:color w:val="FF0000"/>
-          <w:sz w:val="24"/>
-          <w:szCs w:val="24"/>
-        </w:rPr>
-        <w:t>г. 1</w:t>
+        <w:t xml:space="preserve"> (</w:t>
+      </w:r>
+      <w:r>
+        <w:rPr>
+          <w:rFonts w:ascii="Times New Roman" w:eastAsia="Times New Roman" w:hAnsi="Times New Roman" w:cs="Times New Roman"/>
+          <w:i/>
+          <w:color w:val="FF0000"/>
+          <w:sz w:val="24"/>
+          <w:szCs w:val="24"/>
+        </w:rPr>
+        <w:t>г. 1</w:t>
       </w:r>
       <w:r>
         <w:rPr>
@@ -17850,7 +20451,7 @@
           <w:sz w:val="24"/>
           <w:szCs w:val="24"/>
         </w:rPr>
-        <w:t>(г. 4):</w:t>
+        <w:t>(г. 4):</w:t>
       </w:r>
       <w:r>
         <w:rPr>
@@ -18081,7 +20682,7 @@
           <w:sz w:val="24"/>
           <w:szCs w:val="24"/>
         </w:rPr>
-        <w:t>(г. 6):</w:t>
+        <w:t>(г. 6):</w:t>
       </w:r>
       <w:r>
         <w:rPr>

--- a/flow/20230914_vu_template/drafts/2024-12-g/29-НД-Гл.7-по_Різдві_младенців Вифлеємських.docx
+++ b/flow/20230914_vu_template/drafts/2024-12-g/29-НД-Гл.7-по_Різдві_младенців Вифлеємських.docx
@@ -15948,332 +15948,9 @@
       <w:r>
         <w:rPr>
           <w:rFonts w:ascii="Times New Roman" w:hAnsi="Times New Roman"/>
-          <w:i/>
-          <w:color w:val="FF0000"/>
-          <w:sz w:val="24"/>
-        </w:rPr>
-        <w:t xml:space="preserve"> </w:t>
-      </w:r>
-      <w:r>
-        <w:rPr>
-          <w:rFonts w:ascii="Times New Roman" w:hAnsi="Times New Roman"/>
-          <w:color w:val="000000"/>
-          <w:sz w:val="24"/>
-        </w:rPr>
-        <w:t>Бо</w:t>
-      </w:r>
-      <w:r>
-        <w:rPr>
-          <w:rFonts w:ascii="Times New Roman" w:hAnsi="Times New Roman"/>
-          <w:color w:val="000000"/>
-          <w:sz w:val="24"/>
-        </w:rPr>
-        <w:t xml:space="preserve"> </w:t>
-      </w:r>
-      <w:r>
-        <w:rPr>
-          <w:rFonts w:ascii="Times New Roman" w:hAnsi="Times New Roman"/>
-          <w:color w:val="000000"/>
-          <w:sz w:val="24"/>
-        </w:rPr>
-        <w:t>Ти</w:t>
-      </w:r>
-      <w:r>
-        <w:rPr>
-          <w:rFonts w:ascii="Times New Roman" w:hAnsi="Times New Roman"/>
-          <w:color w:val="000000"/>
-          <w:sz w:val="24"/>
-        </w:rPr>
-        <w:t xml:space="preserve"> </w:t>
-      </w:r>
-      <w:r>
-        <w:rPr>
-          <w:rFonts w:ascii="Times New Roman" w:hAnsi="Times New Roman"/>
-          <w:color w:val="000000"/>
-          <w:sz w:val="24"/>
-        </w:rPr>
-        <w:t>Бог</w:t>
-      </w:r>
-      <w:r>
-        <w:rPr>
-          <w:rFonts w:ascii="Times New Roman" w:hAnsi="Times New Roman"/>
-          <w:color w:val="000000"/>
-          <w:sz w:val="24"/>
-        </w:rPr>
-        <w:t xml:space="preserve"> </w:t>
-      </w:r>
-      <w:r>
-        <w:rPr>
-          <w:rFonts w:ascii="Times New Roman" w:hAnsi="Times New Roman"/>
-          <w:color w:val="000000"/>
-          <w:sz w:val="24"/>
-        </w:rPr>
-        <w:t>наш</w:t>
-      </w:r>
-      <w:r>
-        <w:rPr>
-          <w:rFonts w:ascii="Times New Roman" w:hAnsi="Times New Roman"/>
-          <w:color w:val="000000"/>
-          <w:sz w:val="24"/>
-        </w:rPr>
-        <w:t xml:space="preserve"> </w:t>
-      </w:r>
-      <w:r>
-        <w:rPr>
-          <w:rFonts w:ascii="Times New Roman" w:hAnsi="Times New Roman"/>
-          <w:color w:val="000000"/>
-          <w:sz w:val="24"/>
-        </w:rPr>
-        <w:t>і</w:t>
-      </w:r>
-      <w:r>
-        <w:rPr>
-          <w:rFonts w:ascii="Times New Roman" w:hAnsi="Times New Roman"/>
-          <w:color w:val="000000"/>
-          <w:sz w:val="24"/>
-        </w:rPr>
-        <w:t xml:space="preserve"> </w:t>
-      </w:r>
-      <w:r>
-        <w:rPr>
-          <w:rFonts w:ascii="Times New Roman" w:hAnsi="Times New Roman"/>
-          <w:color w:val="000000"/>
-          <w:sz w:val="24"/>
-        </w:rPr>
-        <w:t>Тобі</w:t>
-      </w:r>
-      <w:r>
-        <w:rPr>
-          <w:rFonts w:ascii="Times New Roman" w:hAnsi="Times New Roman"/>
-          <w:color w:val="000000"/>
-          <w:sz w:val="24"/>
-        </w:rPr>
-        <w:t xml:space="preserve"> </w:t>
-      </w:r>
-      <w:r>
-        <w:rPr>
-          <w:rFonts w:ascii="Times New Roman" w:hAnsi="Times New Roman"/>
-          <w:color w:val="000000"/>
-          <w:sz w:val="24"/>
-        </w:rPr>
-        <w:t>славу</w:t>
-      </w:r>
-      <w:r>
-        <w:rPr>
-          <w:rFonts w:ascii="Times New Roman" w:hAnsi="Times New Roman"/>
-          <w:color w:val="000000"/>
-          <w:sz w:val="24"/>
-        </w:rPr>
-        <w:t xml:space="preserve"> </w:t>
-      </w:r>
-      <w:r>
-        <w:rPr>
-          <w:rFonts w:ascii="Times New Roman" w:hAnsi="Times New Roman"/>
-          <w:color w:val="000000"/>
-          <w:sz w:val="24"/>
-        </w:rPr>
-        <w:t>возсилаємо:</w:t>
-      </w:r>
-      <w:r>
-        <w:rPr>
-          <w:rFonts w:ascii="Times New Roman" w:hAnsi="Times New Roman"/>
-          <w:color w:val="000000"/>
-          <w:sz w:val="24"/>
-        </w:rPr>
-        <w:t xml:space="preserve"> </w:t>
-      </w:r>
-      <w:r>
-        <w:rPr>
-          <w:rFonts w:ascii="Times New Roman" w:hAnsi="Times New Roman"/>
-          <w:color w:val="000000"/>
-          <w:sz w:val="24"/>
-        </w:rPr>
-        <w:t>Отцю,</w:t>
-      </w:r>
-      <w:r>
-        <w:rPr>
-          <w:rFonts w:ascii="Times New Roman" w:hAnsi="Times New Roman"/>
-          <w:color w:val="000000"/>
-          <w:sz w:val="24"/>
-        </w:rPr>
-        <w:t xml:space="preserve"> </w:t>
-      </w:r>
-      <w:r>
-        <w:rPr>
-          <w:rFonts w:ascii="Times New Roman" w:hAnsi="Times New Roman"/>
-          <w:color w:val="000000"/>
-          <w:sz w:val="24"/>
-        </w:rPr>
-        <w:t>і</w:t>
-      </w:r>
-      <w:r>
-        <w:rPr>
-          <w:rFonts w:ascii="Times New Roman" w:hAnsi="Times New Roman"/>
-          <w:color w:val="000000"/>
-          <w:sz w:val="24"/>
-        </w:rPr>
-        <w:t xml:space="preserve"> </w:t>
-      </w:r>
-      <w:r>
-        <w:rPr>
-          <w:rFonts w:ascii="Times New Roman" w:hAnsi="Times New Roman"/>
-          <w:color w:val="000000"/>
-          <w:sz w:val="24"/>
-        </w:rPr>
-        <w:t>Сину,</w:t>
-      </w:r>
-      <w:r>
-        <w:rPr>
-          <w:rFonts w:ascii="Times New Roman" w:hAnsi="Times New Roman"/>
-          <w:color w:val="000000"/>
-          <w:sz w:val="24"/>
-        </w:rPr>
-        <w:t xml:space="preserve"> </w:t>
-      </w:r>
-      <w:r>
-        <w:rPr>
-          <w:rFonts w:ascii="Times New Roman" w:hAnsi="Times New Roman"/>
-          <w:color w:val="000000"/>
-          <w:sz w:val="24"/>
-        </w:rPr>
-        <w:t>і</w:t>
-      </w:r>
-      <w:r>
-        <w:rPr>
-          <w:rFonts w:ascii="Times New Roman" w:hAnsi="Times New Roman"/>
-          <w:color w:val="000000"/>
-          <w:sz w:val="24"/>
-        </w:rPr>
-        <w:t xml:space="preserve"> </w:t>
-      </w:r>
-      <w:r>
-        <w:rPr>
-          <w:rFonts w:ascii="Times New Roman" w:hAnsi="Times New Roman"/>
-          <w:color w:val="000000"/>
-          <w:sz w:val="24"/>
-        </w:rPr>
-        <w:t>Святому</w:t>
-      </w:r>
-      <w:r>
-        <w:rPr>
-          <w:rFonts w:ascii="Times New Roman" w:hAnsi="Times New Roman"/>
-          <w:color w:val="000000"/>
-          <w:sz w:val="24"/>
-        </w:rPr>
-        <w:t xml:space="preserve"> </w:t>
-      </w:r>
-      <w:r>
-        <w:rPr>
-          <w:rFonts w:ascii="Times New Roman" w:hAnsi="Times New Roman"/>
-          <w:color w:val="000000"/>
-          <w:sz w:val="24"/>
-        </w:rPr>
-        <w:t>Духові</w:t>
-      </w:r>
-      <w:r>
-        <w:rPr>
-          <w:rFonts w:ascii="Times New Roman" w:hAnsi="Times New Roman"/>
-          <w:sz w:val="24"/>
-        </w:rPr>
-        <w:t>,</w:t>
-      </w:r>
-      <w:r>
-        <w:rPr>
-          <w:rFonts w:ascii="Times New Roman" w:hAnsi="Times New Roman"/>
-          <w:sz w:val="24"/>
-        </w:rPr>
-        <w:t xml:space="preserve"> </w:t>
-      </w:r>
-      <w:r>
-        <w:rPr>
-          <w:rFonts w:ascii="Times New Roman" w:hAnsi="Times New Roman"/>
-          <w:sz w:val="24"/>
-        </w:rPr>
-        <w:t>нині,</w:t>
-      </w:r>
-      <w:r>
-        <w:rPr>
-          <w:rFonts w:ascii="Times New Roman" w:hAnsi="Times New Roman"/>
-          <w:sz w:val="24"/>
-        </w:rPr>
-        <w:t xml:space="preserve"> </w:t>
-      </w:r>
-      <w:r>
-        <w:rPr>
-          <w:rFonts w:ascii="Times New Roman" w:hAnsi="Times New Roman"/>
-          <w:sz w:val="24"/>
-        </w:rPr>
-        <w:t>і</w:t>
-      </w:r>
-      <w:r>
-        <w:rPr>
-          <w:rFonts w:ascii="Times New Roman" w:hAnsi="Times New Roman"/>
-          <w:sz w:val="24"/>
-        </w:rPr>
-        <w:t xml:space="preserve"> </w:t>
-      </w:r>
-      <w:r>
-        <w:rPr>
-          <w:rFonts w:ascii="Times New Roman" w:hAnsi="Times New Roman"/>
-          <w:sz w:val="24"/>
-        </w:rPr>
-        <w:t>повсякчас,</w:t>
-      </w:r>
-      <w:r>
-        <w:rPr>
-          <w:rFonts w:ascii="Times New Roman" w:hAnsi="Times New Roman"/>
-          <w:sz w:val="24"/>
-        </w:rPr>
-        <w:t xml:space="preserve"> </w:t>
-      </w:r>
-      <w:r>
-        <w:rPr>
-          <w:rFonts w:ascii="Times New Roman" w:hAnsi="Times New Roman"/>
-          <w:sz w:val="24"/>
-        </w:rPr>
-        <w:t>і</w:t>
-      </w:r>
-      <w:r>
-        <w:rPr>
-          <w:rFonts w:ascii="Times New Roman" w:hAnsi="Times New Roman"/>
-          <w:sz w:val="24"/>
-        </w:rPr>
-        <w:t xml:space="preserve"> </w:t>
-      </w:r>
-      <w:r>
-        <w:rPr>
-          <w:rFonts w:ascii="Times New Roman" w:hAnsi="Times New Roman"/>
-          <w:sz w:val="24"/>
-        </w:rPr>
-        <w:t>на</w:t>
-      </w:r>
-      <w:r>
-        <w:rPr>
-          <w:rFonts w:ascii="Times New Roman" w:hAnsi="Times New Roman"/>
-          <w:sz w:val="24"/>
-        </w:rPr>
-        <w:t xml:space="preserve"> </w:t>
-      </w:r>
-      <w:r>
-        <w:rPr>
-          <w:rFonts w:ascii="Times New Roman" w:hAnsi="Times New Roman"/>
-          <w:sz w:val="24"/>
-        </w:rPr>
-        <w:t>віки</w:t>
-      </w:r>
-      <w:r>
-        <w:rPr>
-          <w:rFonts w:ascii="Times New Roman" w:hAnsi="Times New Roman"/>
-          <w:sz w:val="24"/>
-        </w:rPr>
-        <w:t xml:space="preserve"> </w:t>
-      </w:r>
-      <w:r>
-        <w:rPr>
-          <w:rFonts w:ascii="Times New Roman" w:hAnsi="Times New Roman"/>
-          <w:sz w:val="24"/>
-        </w:rPr>
-        <w:t>віків.</w:t>
+          <w:sz w:val="24"/>
+        </w:rPr>
+        <w:t xml:space="preserve"> Бо Ти Бог наш і Тобі славу возсилаємо: Отцю, і Сину, і Святому Духові, нині, і повсякчас, і на віки віків.</w:t>
       </w:r>
     </w:p>
     <w:p>
@@ -17773,412 +17450,9 @@
       <w:r>
         <w:rPr>
           <w:rFonts w:ascii="Times New Roman" w:hAnsi="Times New Roman"/>
-          <w:i/>
-          <w:color w:val="FF0000"/>
-          <w:sz w:val="24"/>
-        </w:rPr>
-        <w:t xml:space="preserve"> </w:t>
-      </w:r>
-      <w:r>
-        <w:rPr>
-          <w:rFonts w:ascii="Times New Roman" w:hAnsi="Times New Roman"/>
-          <w:color w:val="000000"/>
-          <w:sz w:val="24"/>
-        </w:rPr>
-        <w:t>Бо</w:t>
-      </w:r>
-      <w:r>
-        <w:rPr>
-          <w:rFonts w:ascii="Times New Roman" w:hAnsi="Times New Roman"/>
-          <w:color w:val="000000"/>
-          <w:sz w:val="24"/>
-        </w:rPr>
-        <w:t xml:space="preserve"> </w:t>
-      </w:r>
-      <w:r>
-        <w:rPr>
-          <w:rFonts w:ascii="Times New Roman" w:hAnsi="Times New Roman"/>
-          <w:color w:val="000000"/>
-          <w:sz w:val="24"/>
-        </w:rPr>
-        <w:t>Ти</w:t>
-      </w:r>
-      <w:r>
-        <w:rPr>
-          <w:rFonts w:ascii="Times New Roman" w:hAnsi="Times New Roman"/>
-          <w:color w:val="000000"/>
-          <w:sz w:val="24"/>
-        </w:rPr>
-        <w:t xml:space="preserve"> </w:t>
-      </w:r>
-      <w:r>
-        <w:rPr>
-          <w:rFonts w:ascii="Times New Roman" w:hAnsi="Times New Roman"/>
-          <w:color w:val="000000"/>
-          <w:sz w:val="24"/>
-        </w:rPr>
-        <w:t>цар</w:t>
-      </w:r>
-      <w:r>
-        <w:rPr>
-          <w:rFonts w:ascii="Times New Roman" w:hAnsi="Times New Roman"/>
-          <w:color w:val="000000"/>
-          <w:sz w:val="24"/>
-        </w:rPr>
-        <w:t xml:space="preserve"> </w:t>
-      </w:r>
-      <w:r>
-        <w:rPr>
-          <w:rFonts w:ascii="Times New Roman" w:hAnsi="Times New Roman"/>
-          <w:color w:val="000000"/>
-          <w:sz w:val="24"/>
-        </w:rPr>
-        <w:t>миру</w:t>
-      </w:r>
-      <w:r>
-        <w:rPr>
-          <w:rFonts w:ascii="Times New Roman" w:hAnsi="Times New Roman"/>
-          <w:color w:val="000000"/>
-          <w:sz w:val="24"/>
-        </w:rPr>
-        <w:t xml:space="preserve"> </w:t>
-      </w:r>
-      <w:r>
-        <w:rPr>
-          <w:rFonts w:ascii="Times New Roman" w:hAnsi="Times New Roman"/>
-          <w:color w:val="000000"/>
-          <w:sz w:val="24"/>
-        </w:rPr>
-        <w:t>і</w:t>
-      </w:r>
-      <w:r>
-        <w:rPr>
-          <w:rFonts w:ascii="Times New Roman" w:hAnsi="Times New Roman"/>
-          <w:color w:val="000000"/>
-          <w:sz w:val="24"/>
-        </w:rPr>
-        <w:t xml:space="preserve"> </w:t>
-      </w:r>
-      <w:r>
-        <w:rPr>
-          <w:rFonts w:ascii="Times New Roman" w:hAnsi="Times New Roman"/>
-          <w:color w:val="000000"/>
-          <w:sz w:val="24"/>
-        </w:rPr>
-        <w:t>Спас</w:t>
-      </w:r>
-      <w:r>
-        <w:rPr>
-          <w:rFonts w:ascii="Times New Roman" w:hAnsi="Times New Roman"/>
-          <w:color w:val="000000"/>
-          <w:sz w:val="24"/>
-        </w:rPr>
-        <w:t xml:space="preserve"> </w:t>
-      </w:r>
-      <w:r>
-        <w:rPr>
-          <w:rFonts w:ascii="Times New Roman" w:hAnsi="Times New Roman"/>
-          <w:color w:val="000000"/>
-          <w:sz w:val="24"/>
-        </w:rPr>
-        <w:t>душ</w:t>
-      </w:r>
-      <w:r>
-        <w:rPr>
-          <w:rFonts w:ascii="Times New Roman" w:hAnsi="Times New Roman"/>
-          <w:color w:val="000000"/>
-          <w:sz w:val="24"/>
-        </w:rPr>
-        <w:t xml:space="preserve"> </w:t>
-      </w:r>
-      <w:r>
-        <w:rPr>
-          <w:rFonts w:ascii="Times New Roman" w:hAnsi="Times New Roman"/>
-          <w:color w:val="000000"/>
-          <w:sz w:val="24"/>
-        </w:rPr>
-        <w:t>наших</w:t>
-      </w:r>
-      <w:r>
-        <w:rPr>
-          <w:rFonts w:ascii="Times New Roman" w:hAnsi="Times New Roman"/>
-          <w:color w:val="000000"/>
-          <w:sz w:val="24"/>
-        </w:rPr>
-        <w:t xml:space="preserve"> </w:t>
-      </w:r>
-      <w:r>
-        <w:rPr>
-          <w:rFonts w:ascii="Times New Roman" w:hAnsi="Times New Roman"/>
-          <w:color w:val="000000"/>
-          <w:sz w:val="24"/>
-        </w:rPr>
-        <w:t>–</w:t>
-      </w:r>
-      <w:r>
-        <w:rPr>
-          <w:rFonts w:ascii="Times New Roman" w:hAnsi="Times New Roman"/>
-          <w:color w:val="000000"/>
-          <w:sz w:val="24"/>
-        </w:rPr>
-        <w:t xml:space="preserve"> </w:t>
-      </w:r>
-      <w:r>
-        <w:rPr>
-          <w:rFonts w:ascii="Times New Roman" w:hAnsi="Times New Roman"/>
-          <w:color w:val="000000"/>
-          <w:sz w:val="24"/>
-        </w:rPr>
-        <w:t>і</w:t>
-      </w:r>
-      <w:r>
-        <w:rPr>
-          <w:rFonts w:ascii="Times New Roman" w:hAnsi="Times New Roman"/>
-          <w:color w:val="000000"/>
-          <w:sz w:val="24"/>
-        </w:rPr>
-        <w:t xml:space="preserve"> </w:t>
-      </w:r>
-      <w:r>
-        <w:rPr>
-          <w:rFonts w:ascii="Times New Roman" w:hAnsi="Times New Roman"/>
-          <w:color w:val="000000"/>
-          <w:sz w:val="24"/>
-        </w:rPr>
-        <w:t>Тобі</w:t>
-      </w:r>
-      <w:r>
-        <w:rPr>
-          <w:rFonts w:ascii="Times New Roman" w:hAnsi="Times New Roman"/>
-          <w:color w:val="000000"/>
-          <w:sz w:val="24"/>
-        </w:rPr>
-        <w:t xml:space="preserve"> </w:t>
-      </w:r>
-      <w:r>
-        <w:rPr>
-          <w:rFonts w:ascii="Times New Roman" w:hAnsi="Times New Roman"/>
-          <w:color w:val="000000"/>
-          <w:sz w:val="24"/>
-        </w:rPr>
-        <w:t>славу</w:t>
-      </w:r>
-      <w:r>
-        <w:rPr>
-          <w:rFonts w:ascii="Times New Roman" w:hAnsi="Times New Roman"/>
-          <w:color w:val="000000"/>
-          <w:sz w:val="24"/>
-        </w:rPr>
-        <w:t xml:space="preserve"> </w:t>
-      </w:r>
-      <w:r>
-        <w:rPr>
-          <w:rFonts w:ascii="Times New Roman" w:hAnsi="Times New Roman"/>
-          <w:color w:val="000000"/>
-          <w:sz w:val="24"/>
-        </w:rPr>
-        <w:t>возсилаємо,</w:t>
-      </w:r>
-      <w:r>
-        <w:rPr>
-          <w:rFonts w:ascii="Times New Roman" w:hAnsi="Times New Roman"/>
-          <w:color w:val="000000"/>
-          <w:sz w:val="24"/>
-        </w:rPr>
-        <w:t xml:space="preserve"> </w:t>
-      </w:r>
-      <w:r>
-        <w:rPr>
-          <w:rFonts w:ascii="Times New Roman" w:hAnsi="Times New Roman"/>
-          <w:color w:val="000000"/>
-          <w:sz w:val="24"/>
-        </w:rPr>
-        <w:t>Отцю,</w:t>
-      </w:r>
-      <w:r>
-        <w:rPr>
-          <w:rFonts w:ascii="Times New Roman" w:hAnsi="Times New Roman"/>
-          <w:color w:val="000000"/>
-          <w:sz w:val="24"/>
-        </w:rPr>
-        <w:t xml:space="preserve"> </w:t>
-      </w:r>
-      <w:r>
-        <w:rPr>
-          <w:rFonts w:ascii="Times New Roman" w:hAnsi="Times New Roman"/>
-          <w:color w:val="000000"/>
-          <w:sz w:val="24"/>
-        </w:rPr>
-        <w:t>і</w:t>
-      </w:r>
-      <w:r>
-        <w:rPr>
-          <w:rFonts w:ascii="Times New Roman" w:hAnsi="Times New Roman"/>
-          <w:color w:val="000000"/>
-          <w:sz w:val="24"/>
-        </w:rPr>
-        <w:t xml:space="preserve"> </w:t>
-      </w:r>
-      <w:r>
-        <w:rPr>
-          <w:rFonts w:ascii="Times New Roman" w:hAnsi="Times New Roman"/>
-          <w:color w:val="000000"/>
-          <w:sz w:val="24"/>
-        </w:rPr>
-        <w:t>Сину,</w:t>
-      </w:r>
-      <w:r>
-        <w:rPr>
-          <w:rFonts w:ascii="Times New Roman" w:hAnsi="Times New Roman"/>
-          <w:color w:val="000000"/>
-          <w:sz w:val="24"/>
-        </w:rPr>
-        <w:t xml:space="preserve"> </w:t>
-      </w:r>
-      <w:r>
-        <w:rPr>
-          <w:rFonts w:ascii="Times New Roman" w:hAnsi="Times New Roman"/>
-          <w:color w:val="000000"/>
-          <w:sz w:val="24"/>
-        </w:rPr>
-        <w:t>і</w:t>
-      </w:r>
-      <w:r>
-        <w:rPr>
-          <w:rFonts w:ascii="Times New Roman" w:hAnsi="Times New Roman"/>
-          <w:color w:val="000000"/>
-          <w:sz w:val="24"/>
-        </w:rPr>
-        <w:t xml:space="preserve"> </w:t>
-      </w:r>
-      <w:r>
-        <w:rPr>
-          <w:rFonts w:ascii="Times New Roman" w:hAnsi="Times New Roman"/>
-          <w:color w:val="000000"/>
-          <w:sz w:val="24"/>
-        </w:rPr>
-        <w:t>Святому</w:t>
-      </w:r>
-      <w:r>
-        <w:rPr>
-          <w:rFonts w:ascii="Times New Roman" w:hAnsi="Times New Roman"/>
-          <w:color w:val="000000"/>
-          <w:sz w:val="24"/>
-        </w:rPr>
-        <w:t xml:space="preserve"> </w:t>
-      </w:r>
-      <w:r>
-        <w:rPr>
-          <w:rFonts w:ascii="Times New Roman" w:hAnsi="Times New Roman"/>
-          <w:color w:val="000000"/>
-          <w:sz w:val="24"/>
-        </w:rPr>
-        <w:t>Духові</w:t>
-      </w:r>
-      <w:r>
-        <w:rPr>
-          <w:rFonts w:ascii="Times New Roman" w:hAnsi="Times New Roman"/>
-          <w:sz w:val="24"/>
-        </w:rPr>
-        <w:t>,</w:t>
-      </w:r>
-      <w:r>
-        <w:rPr>
-          <w:rFonts w:ascii="Times New Roman" w:hAnsi="Times New Roman"/>
-          <w:sz w:val="24"/>
-        </w:rPr>
-        <w:t xml:space="preserve"> </w:t>
-      </w:r>
-      <w:r>
-        <w:rPr>
-          <w:rFonts w:ascii="Times New Roman" w:hAnsi="Times New Roman"/>
-          <w:sz w:val="24"/>
-        </w:rPr>
-        <w:t>нині,</w:t>
-      </w:r>
-      <w:r>
-        <w:rPr>
-          <w:rFonts w:ascii="Times New Roman" w:hAnsi="Times New Roman"/>
-          <w:sz w:val="24"/>
-        </w:rPr>
-        <w:t xml:space="preserve"> </w:t>
-      </w:r>
-      <w:r>
-        <w:rPr>
-          <w:rFonts w:ascii="Times New Roman" w:hAnsi="Times New Roman"/>
-          <w:sz w:val="24"/>
-        </w:rPr>
-        <w:t>і</w:t>
-      </w:r>
-      <w:r>
-        <w:rPr>
-          <w:rFonts w:ascii="Times New Roman" w:hAnsi="Times New Roman"/>
-          <w:sz w:val="24"/>
-        </w:rPr>
-        <w:t xml:space="preserve"> </w:t>
-      </w:r>
-      <w:r>
-        <w:rPr>
-          <w:rFonts w:ascii="Times New Roman" w:hAnsi="Times New Roman"/>
-          <w:sz w:val="24"/>
-        </w:rPr>
-        <w:t>повсякчас,</w:t>
-      </w:r>
-      <w:r>
-        <w:rPr>
-          <w:rFonts w:ascii="Times New Roman" w:hAnsi="Times New Roman"/>
-          <w:sz w:val="24"/>
-        </w:rPr>
-        <w:t xml:space="preserve"> </w:t>
-      </w:r>
-      <w:r>
-        <w:rPr>
-          <w:rFonts w:ascii="Times New Roman" w:hAnsi="Times New Roman"/>
-          <w:sz w:val="24"/>
-        </w:rPr>
-        <w:t>і</w:t>
-      </w:r>
-      <w:r>
-        <w:rPr>
-          <w:rFonts w:ascii="Times New Roman" w:hAnsi="Times New Roman"/>
-          <w:sz w:val="24"/>
-        </w:rPr>
-        <w:t xml:space="preserve"> </w:t>
-      </w:r>
-      <w:r>
-        <w:rPr>
-          <w:rFonts w:ascii="Times New Roman" w:hAnsi="Times New Roman"/>
-          <w:sz w:val="24"/>
-        </w:rPr>
-        <w:t>на</w:t>
-      </w:r>
-      <w:r>
-        <w:rPr>
-          <w:rFonts w:ascii="Times New Roman" w:hAnsi="Times New Roman"/>
-          <w:sz w:val="24"/>
-        </w:rPr>
-        <w:t xml:space="preserve"> </w:t>
-      </w:r>
-      <w:r>
-        <w:rPr>
-          <w:rFonts w:ascii="Times New Roman" w:hAnsi="Times New Roman"/>
-          <w:sz w:val="24"/>
-        </w:rPr>
-        <w:t>віки</w:t>
-      </w:r>
-      <w:r>
-        <w:rPr>
-          <w:rFonts w:ascii="Times New Roman" w:hAnsi="Times New Roman"/>
-          <w:sz w:val="24"/>
-        </w:rPr>
-        <w:t xml:space="preserve"> </w:t>
-      </w:r>
-      <w:r>
-        <w:rPr>
-          <w:rFonts w:ascii="Times New Roman" w:hAnsi="Times New Roman"/>
-          <w:sz w:val="24"/>
-        </w:rPr>
-        <w:t>віків.</w:t>
+          <w:sz w:val="24"/>
+        </w:rPr>
+        <w:t xml:space="preserve"> Бо Ти цар миру і Спас душ наших – і Тобі славу возсилаємо, Отцю, і Сину, і Святому Духові, нині, і повсякчас, і на віки віків.</w:t>
       </w:r>
     </w:p>
     <w:p>
